--- a/Template files/ReportMacroTemplate_LV.docx
+++ b/Template files/ReportMacroTemplate_LV.docx
@@ -1,273 +1,972 @@
 
-<file path=customXml\item1.xml><?xml version="1.0" encoding="utf-8"?>
-<b:Sources xmlns:b="http://schemas.openxmlformats.org/officeDocument/2006/bibliography" xmlns="http://schemas.openxmlformats.org/officeDocument/2006/bibliography" SelectedStyle="\APASixthEditionOfficeOnline.xsl" StyleName="APA" Version="6"/>
-</file>
-
-<file path=customXml\itemProps1.xml><?xml version="1.0" encoding="utf-8"?>
-<ds:datastoreItem xmlns:ds="http://schemas.openxmlformats.org/officeDocument/2006/customXml" ds:itemID="{C7968234-6CE7-446A-8212-D3D8DCD4286A}">
-  <ds:schemaRefs>
-    <ds:schemaRef ds:uri="http://schemas.openxmlformats.org/officeDocument/2006/bibliography"/>
-  </ds:schemaRefs>
-</ds:datastoreItem>
-</file>
-
-<file path=docProps\app.xml><?xml version="1.0" encoding="utf-8"?>
-<Properties xmlns="http://schemas.openxmlformats.org/officeDocument/2006/extended-properties" xmlns:vt="http://schemas.openxmlformats.org/officeDocument/2006/docPropsVTypes">
-  <Template>Normal</Template>
-  <TotalTime>136</TotalTime>
-  <Pages>6</Pages>
-  <Words>483</Words>
-  <Characters>2754</Characters>
-  <Application>Microsoft Office Word</Application>
-  <DocSecurity>0</DocSecurity>
-  <Lines>22</Lines>
-  <Paragraphs>6</Paragraphs>
-  <ScaleCrop>false</ScaleCrop>
-  <HeadingPairs>
-    <vt:vector size="2" baseType="variant">
-      <vt:variant>
-        <vt:lpstr>Title</vt:lpstr>
-      </vt:variant>
-      <vt:variant>
-        <vt:i4>1</vt:i4>
-      </vt:variant>
-    </vt:vector>
-  </HeadingPairs>
-  <TitlesOfParts>
-    <vt:vector size="1" baseType="lpstr">
-      <vt:lpstr/>
-    </vt:vector>
-  </TitlesOfParts>
-  <Company/>
-  <LinksUpToDate>false</LinksUpToDate>
-  <CharactersWithSpaces>3231</CharactersWithSpaces>
-  <SharedDoc>false</SharedDoc>
-  <HyperlinksChanged>false</HyperlinksChanged>
-  <AppVersion>16.0000</AppVersion>
-</Properties>
-</file>
-
-<file path=docProps\core.xml><?xml version="1.0" encoding="utf-8"?>
-<cp:coreProperties xmlns:cp="http://schemas.openxmlformats.org/package/2006/metadata/core-properties" xmlns:dc="http://purl.org/dc/elements/1.1/" xmlns:dcterms="http://purl.org/dc/terms/" xmlns:dcmitype="http://purl.org/dc/dcmitype/" xmlns:xsi="http://www.w3.org/2001/XMLSchema-instance">
-  <dc:title/>
-  <dc:subject/>
-  <dc:creator>Todor Chankov (ACS)</dc:creator>
-  <cp:keywords/>
-  <dc:description/>
-  <cp:lastModifiedBy>Todor Chankov (ACS)</cp:lastModifiedBy>
-  <cp:revision>70</cp:revision>
-  <dcterms:created xsi:type="dcterms:W3CDTF">2025-02-09T07:23:00Z</dcterms:created>
-  <dcterms:modified xsi:type="dcterms:W3CDTF">2025-11-15T18:47:00Z</dcterms:modified>
-</cp:coreProperties>
-</file>
-
-<file path=docProps\custom.xml><?xml version="1.0" encoding="utf-8"?>
-<Properties xmlns="http://schemas.openxmlformats.org/officeDocument/2006/custom-properties" xmlns:vt="http://schemas.openxmlformats.org/officeDocument/2006/docPropsVTypes">
-  <property fmtid="{D5CDD505-2E9C-101B-9397-08002B2CF9AE}" pid="2" name="GrammarlyDocumentId">
-    <vt:lpwstr>b5f845b911dc79535cb460ccc4dee4e4d600b5060565e23457ded24b9dd2bb1f</vt:lpwstr>
-  </property>
-</Properties>
-</file>
-
-<file path=word\document.xml><?xml version="1.0" encoding="utf-8"?>
+<file path=word/document.xml><?xml version="1.0" encoding="utf-8"?>
 <w:document xmlns:wpc="http://schemas.microsoft.com/office/word/2010/wordprocessingCanvas" xmlns:cx="http://schemas.microsoft.com/office/drawing/2014/chartex" xmlns:cx1="http://schemas.microsoft.com/office/drawing/2015/9/8/chartex" xmlns:cx2="http://schemas.microsoft.com/office/drawing/2015/10/21/chartex" xmlns:cx3="http://schemas.microsoft.com/office/drawing/2016/5/9/chartex" xmlns:cx4="http://schemas.microsoft.com/office/drawing/2016/5/10/chartex" xmlns:cx5="http://schemas.microsoft.com/office/drawing/2016/5/11/chartex" xmlns:cx6="http://schemas.microsoft.com/office/drawing/2016/5/12/chartex" xmlns:cx7="http://schemas.microsoft.com/office/drawing/2016/5/13/chartex" xmlns:cx8="http://schemas.microsoft.com/office/drawing/2016/5/14/chartex" xmlns:mc="http://schemas.openxmlformats.org/markup-compatibility/2006" xmlns:aink="http://schemas.microsoft.com/office/drawing/2016/ink" xmlns:am3d="http://schemas.microsoft.com/office/drawing/2017/model3d" xmlns:o="urn:schemas-microsoft-com:office:office" xmlns:oel="http://schemas.microsoft.com/office/2019/extlst" xmlns:r="http://schemas.openxmlformats.org/officeDocument/2006/relationships" xmlns:m="http://schemas.openxmlformats.org/officeDocument/2006/math" xmlns:v="urn:schemas-microsoft-com:vml" xmlns:wp14="http://schemas.microsoft.com/office/word/2010/wordprocessingDrawing" xmlns:wp="http://schemas.openxmlformats.org/drawingml/2006/wordprocessingDrawing" xmlns:w10="urn:schemas-microsoft-com:office:word" xmlns:w="http://schemas.openxmlformats.org/wordprocessingml/2006/main" xmlns:w14="http://schemas.microsoft.com/office/word/2010/wordml" xmlns:w15="http://schemas.microsoft.com/office/word/2012/wordml" xmlns:w16cex="http://schemas.microsoft.com/office/word/2018/wordml/cex" xmlns:w16cid="http://schemas.microsoft.com/office/word/2016/wordml/cid" xmlns:w16="http://schemas.microsoft.com/office/word/2018/wordml" xmlns:w16du="http://schemas.microsoft.com/office/word/2023/wordml/word16du" xmlns:w16sdtdh="http://schemas.microsoft.com/office/word/2020/wordml/sdtdatahash" xmlns:w16se="http://schemas.microsoft.com/office/word/2015/wordml/symex" xmlns:wpg="http://schemas.microsoft.com/office/word/2010/wordprocessingGroup" xmlns:wpi="http://schemas.microsoft.com/office/word/2010/wordprocessingInk" xmlns:wne="http://schemas.microsoft.com/office/word/2006/wordml" xmlns:wps="http://schemas.microsoft.com/office/word/2010/wordprocessingShape" mc:Ignorable="w14 w15 w16se w16cid w16 w16cex w16sdtdh w16du wp14">
   <w:body>
     <w:p>
       <w:pPr>
-        <w:jc w:val="center"/>
+        <w:pStyle w:val="Title"/>
       </w:pPr>
-    </w:p>
-    <w:p>
-      <w:pPr>
-        <w:pStyle w:val="Title"/>
-        <w:jc w:val="center"/>
-        <w:rPr>
-          <w:sz w:val="144"/>
-          <w:szCs w:val="144"/>
-          <w:u w:val="single"/>
-        </w:rPr>
-      </w:pPr>
-      <w:r>
-        <w:rPr>
-          <w:sz w:val="144"/>
-          <w:szCs w:val="144"/>
-          <w:u w:val="single"/>
-        </w:rPr>
-        <w:t>Cable tray report</w:t>
-      </w:r>
-    </w:p>
-    <w:p/>
-    <w:p>
-      <w:pPr>
-        <w:pStyle w:val="Title"/>
-        <w:jc w:val="center"/>
-      </w:pPr>
-      <w:r>
-        <w:t xml:space="preserve">Cable tray name: </w:t>
-      </w:r>
-      <w:r>
-        <w:t>TRAYNAME</w:t>
-      </w:r>
-    </w:p>
-    <w:p/>
+      <w:r>
+        <w:t>Cable tray engineering report</w:t>
+      </w:r>
+    </w:p>
     <w:p>
       <w:pPr>
         <w:pStyle w:val="Subtitle"/>
-        <w:jc w:val="center"/>
+      </w:pPr>
+      <w:r>
+        <w:t>{{TRAYNAME}}</w:t>
+      </w:r>
+    </w:p>
+    <w:p>
+      <w:r>
+        <w:t>This report assesses the selected cable tray using its cable schedule, tray dimensions, support spacing and assigned manufacturer load curve. It records the load verification and available installation width.</w:t>
+      </w:r>
+    </w:p>
+    <w:tbl>
+      <w:tblPr>
+        <w:tblStyle w:val="ReportTable"/>
+        <w:tblW w:type="auto" w:w="0"/>
+        <w:tblLayout w:type="fixed"/>
+        <w:tblLook w:firstColumn="1" w:firstRow="1" w:lastColumn="0" w:lastRow="0" w:noHBand="0" w:noVBand="1" w:val="04A0"/>
+      </w:tblPr>
+      <w:tblGrid>
+        <w:gridCol w:w="3628"/>
+        <w:gridCol w:w="5783"/>
+      </w:tblGrid>
+      <w:tr>
+        <w:trPr>
+          <w:cantSplit/>
+        </w:trPr>
+        <w:tc>
+          <w:tcPr>
+            <w:tcW w:type="dxa" w:w="3628"/>
+            <w:tcMar>
+              <w:top w:w="85" w:type="dxa"/>
+              <w:bottom w:w="85" w:type="dxa"/>
+              <w:left w:w="85" w:type="dxa"/>
+              <w:right w:w="85" w:type="dxa"/>
+            </w:tcMar>
+            <w:shd w:fill="F1F4F7"/>
+          </w:tcPr>
+          <w:p>
+            <w:pPr>
+              <w:spacing w:after="0" w:line="252" w:lineRule="auto"/>
+            </w:pPr>
+            <w:r>
+              <w:rPr>
+                <w:b/>
+              </w:rPr>
+              <w:t>Project</w:t>
+            </w:r>
+          </w:p>
+        </w:tc>
+        <w:tc>
+          <w:tcPr>
+            <w:tcW w:type="dxa" w:w="5783"/>
+            <w:tcMar>
+              <w:top w:w="85" w:type="dxa"/>
+              <w:bottom w:w="85" w:type="dxa"/>
+              <w:left w:w="85" w:type="dxa"/>
+              <w:right w:w="85" w:type="dxa"/>
+            </w:tcMar>
+            <w:shd w:fill="F1F4F7"/>
+          </w:tcPr>
+          <w:p>
+            <w:pPr>
+              <w:spacing w:after="0" w:line="252" w:lineRule="auto"/>
+            </w:pPr>
+            <w:r>
+              <w:t>{{PROJECTNUMBER}}  {{PROJECTNAME}}</w:t>
+            </w:r>
+          </w:p>
+        </w:tc>
+      </w:tr>
+      <w:tr>
+        <w:trPr>
+          <w:cantSplit/>
+        </w:trPr>
+        <w:tc>
+          <w:tcPr>
+            <w:tcW w:type="dxa" w:w="3628"/>
+            <w:tcMar>
+              <w:top w:w="85" w:type="dxa"/>
+              <w:bottom w:w="85" w:type="dxa"/>
+              <w:left w:w="85" w:type="dxa"/>
+              <w:right w:w="85" w:type="dxa"/>
+            </w:tcMar>
+          </w:tcPr>
+          <w:p>
+            <w:pPr>
+              <w:spacing w:after="0" w:line="252" w:lineRule="auto"/>
+            </w:pPr>
+            <w:r>
+              <w:rPr>
+                <w:b/>
+              </w:rPr>
+              <w:t>Customer</w:t>
+            </w:r>
+          </w:p>
+        </w:tc>
+        <w:tc>
+          <w:tcPr>
+            <w:tcW w:type="dxa" w:w="5783"/>
+            <w:tcMar>
+              <w:top w:w="85" w:type="dxa"/>
+              <w:bottom w:w="85" w:type="dxa"/>
+              <w:left w:w="85" w:type="dxa"/>
+              <w:right w:w="85" w:type="dxa"/>
+            </w:tcMar>
+          </w:tcPr>
+          <w:p>
+            <w:pPr>
+              <w:spacing w:after="0" w:line="252" w:lineRule="auto"/>
+            </w:pPr>
+            <w:r>
+              <w:t>{{CUSTOMER}}</w:t>
+            </w:r>
+          </w:p>
+        </w:tc>
+      </w:tr>
+      <w:tr>
+        <w:trPr>
+          <w:cantSplit/>
+        </w:trPr>
+        <w:tc>
+          <w:tcPr>
+            <w:tcW w:type="dxa" w:w="3628"/>
+            <w:tcMar>
+              <w:top w:w="85" w:type="dxa"/>
+              <w:bottom w:w="85" w:type="dxa"/>
+              <w:left w:w="85" w:type="dxa"/>
+              <w:right w:w="85" w:type="dxa"/>
+            </w:tcMar>
+            <w:shd w:fill="F1F4F7"/>
+          </w:tcPr>
+          <w:p>
+            <w:pPr>
+              <w:spacing w:after="0" w:line="252" w:lineRule="auto"/>
+            </w:pPr>
+            <w:r>
+              <w:rPr>
+                <w:b/>
+              </w:rPr>
+              <w:t>Prepared by</w:t>
+            </w:r>
+          </w:p>
+        </w:tc>
+        <w:tc>
+          <w:tcPr>
+            <w:tcW w:type="dxa" w:w="5783"/>
+            <w:tcMar>
+              <w:top w:w="85" w:type="dxa"/>
+              <w:bottom w:w="85" w:type="dxa"/>
+              <w:left w:w="85" w:type="dxa"/>
+              <w:right w:w="85" w:type="dxa"/>
+            </w:tcMar>
+            <w:shd w:fill="F1F4F7"/>
+          </w:tcPr>
+          <w:p>
+            <w:pPr>
+              <w:spacing w:after="0" w:line="252" w:lineRule="auto"/>
+            </w:pPr>
+            <w:r>
+              <w:t>{{PREPAREDBY}}</w:t>
+            </w:r>
+          </w:p>
+        </w:tc>
+      </w:tr>
+      <w:tr>
+        <w:trPr>
+          <w:cantSplit/>
+        </w:trPr>
+        <w:tc>
+          <w:tcPr>
+            <w:tcW w:type="dxa" w:w="3628"/>
+            <w:tcMar>
+              <w:top w:w="85" w:type="dxa"/>
+              <w:bottom w:w="85" w:type="dxa"/>
+              <w:left w:w="85" w:type="dxa"/>
+              <w:right w:w="85" w:type="dxa"/>
+            </w:tcMar>
+          </w:tcPr>
+          <w:p>
+            <w:pPr>
+              <w:spacing w:after="0" w:line="252" w:lineRule="auto"/>
+            </w:pPr>
+            <w:r>
+              <w:rPr>
+                <w:b/>
+              </w:rPr>
+              <w:t>Generated</w:t>
+            </w:r>
+          </w:p>
+        </w:tc>
+        <w:tc>
+          <w:tcPr>
+            <w:tcW w:type="dxa" w:w="5783"/>
+            <w:tcMar>
+              <w:top w:w="85" w:type="dxa"/>
+              <w:bottom w:w="85" w:type="dxa"/>
+              <w:left w:w="85" w:type="dxa"/>
+              <w:right w:w="85" w:type="dxa"/>
+            </w:tcMar>
+          </w:tcPr>
+          <w:p>
+            <w:pPr>
+              <w:spacing w:after="0" w:line="252" w:lineRule="auto"/>
+            </w:pPr>
+            <w:r>
+              <w:t>{{REPORTDATE}}</w:t>
+            </w:r>
+          </w:p>
+        </w:tc>
+      </w:tr>
+      <w:tr>
+        <w:trPr>
+          <w:cantSplit/>
+        </w:trPr>
+        <w:tc>
+          <w:tcPr>
+            <w:tcW w:type="dxa" w:w="3628"/>
+            <w:tcMar>
+              <w:top w:w="85" w:type="dxa"/>
+              <w:bottom w:w="85" w:type="dxa"/>
+              <w:left w:w="85" w:type="dxa"/>
+              <w:right w:w="85" w:type="dxa"/>
+            </w:tcMar>
+            <w:shd w:fill="F1F4F7"/>
+          </w:tcPr>
+          <w:p>
+            <w:pPr>
+              <w:spacing w:after="0" w:line="252" w:lineRule="auto"/>
+            </w:pPr>
+            <w:r>
+              <w:rPr>
+                <w:b/>
+              </w:rPr>
+              <w:t>Tray purpose</w:t>
+            </w:r>
+          </w:p>
+        </w:tc>
+        <w:tc>
+          <w:tcPr>
+            <w:tcW w:type="dxa" w:w="5783"/>
+            <w:tcMar>
+              <w:top w:w="85" w:type="dxa"/>
+              <w:bottom w:w="85" w:type="dxa"/>
+              <w:left w:w="85" w:type="dxa"/>
+              <w:right w:w="85" w:type="dxa"/>
+            </w:tcMar>
+            <w:shd w:fill="F1F4F7"/>
+          </w:tcPr>
+          <w:p>
+            <w:pPr>
+              <w:spacing w:after="0" w:line="252" w:lineRule="auto"/>
+            </w:pPr>
+            <w:r>
+              <w:t>{{TRAYPURPOSE}}</w:t>
+            </w:r>
+          </w:p>
+        </w:tc>
+      </w:tr>
+    </w:tbl>
+    <w:p>
+      <w:pPr>
+        <w:spacing w:after="40" w:line="20" w:lineRule="exact"/>
+      </w:pPr>
+      <w:r>
         <w:rPr>
-          <w:color w:val="000000" w:themeColor="text1"/>
+          <w:sz w:val="2"/>
         </w:rPr>
-      </w:pPr>
-      <w:r>
-        <w:rPr>
-          <w:color w:val="000000" w:themeColor="text1"/>
-        </w:rPr>
-        <w:t xml:space="preserve">Cable tray type: </w:t>
-      </w:r>
-      <w:r>
-        <w:rPr>
-          <w:color w:val="000000" w:themeColor="text1"/>
-        </w:rPr>
-        <w:t>TRAYMANUFACTURER</w:t>
-      </w:r>
-      <w:r>
-        <w:rPr>
-          <w:color w:val="000000" w:themeColor="text1"/>
-        </w:rPr>
-        <w:t xml:space="preserve"> </w:t>
-      </w:r>
-      <w:r>
-        <w:rPr>
-          <w:color w:val="000000" w:themeColor="text1"/>
-        </w:rPr>
-        <w:t>TRAYTYPE</w:t>
-      </w:r>
-    </w:p>
-    <w:p>
-      <w:pPr>
-        <w:pStyle w:val="Subtitle"/>
-        <w:jc w:val="center"/>
-        <w:rPr>
-          <w:color w:val="000000" w:themeColor="text1"/>
-        </w:rPr>
-      </w:pPr>
-      <w:r>
-        <w:rPr>
-          <w:color w:val="000000" w:themeColor="text1"/>
-        </w:rPr>
-        <w:t xml:space="preserve">Cable tray purpose: </w:t>
-      </w:r>
-      <w:r>
-        <w:rPr>
-          <w:color w:val="000000" w:themeColor="text1"/>
-        </w:rPr>
-        <w:t>TRAYPURPOSE</w:t>
-      </w:r>
-    </w:p>
-    <w:p/>
+      </w:r>
+    </w:p>
     <w:p>
       <w:pPr>
         <w:pStyle w:val="Heading1"/>
+        <w:pageBreakBefore w:val="0"/>
       </w:pPr>
       <w:r>
-        <w:t>Cable tray dimensions:</w:t>
-      </w:r>
-    </w:p>
+        <w:t>Assessment results</w:t>
+      </w:r>
+    </w:p>
+    <w:tbl>
+      <w:tblPr>
+        <w:tblStyle w:val="ReportTable"/>
+        <w:tblW w:type="auto" w:w="0"/>
+        <w:tblLayout w:type="fixed"/>
+        <w:tblLook w:firstColumn="1" w:firstRow="1" w:lastColumn="0" w:lastRow="0" w:noHBand="0" w:noVBand="1" w:val="04A0"/>
+      </w:tblPr>
+      <w:tblGrid>
+        <w:gridCol w:w="3628"/>
+        <w:gridCol w:w="5783"/>
+      </w:tblGrid>
+      <w:tr>
+        <w:trPr>
+          <w:cantSplit/>
+        </w:trPr>
+        <w:tc>
+          <w:tcPr>
+            <w:tcW w:type="dxa" w:w="3628"/>
+            <w:tcMar>
+              <w:top w:w="85" w:type="dxa"/>
+              <w:bottom w:w="85" w:type="dxa"/>
+              <w:left w:w="85" w:type="dxa"/>
+              <w:right w:w="85" w:type="dxa"/>
+            </w:tcMar>
+            <w:shd w:fill="F1F4F7"/>
+          </w:tcPr>
+          <w:p>
+            <w:pPr>
+              <w:spacing w:after="0" w:line="252" w:lineRule="auto"/>
+            </w:pPr>
+            <w:r>
+              <w:rPr>
+                <w:b/>
+              </w:rPr>
+              <w:t>Load verification</w:t>
+            </w:r>
+          </w:p>
+        </w:tc>
+        <w:tc>
+          <w:tcPr>
+            <w:tcW w:type="dxa" w:w="5783"/>
+            <w:tcMar>
+              <w:top w:w="85" w:type="dxa"/>
+              <w:bottom w:w="85" w:type="dxa"/>
+              <w:left w:w="85" w:type="dxa"/>
+              <w:right w:w="85" w:type="dxa"/>
+            </w:tcMar>
+            <w:shd w:fill="F1F4F7"/>
+          </w:tcPr>
+          <w:p>
+            <w:pPr>
+              <w:spacing w:after="0" w:line="252" w:lineRule="auto"/>
+            </w:pPr>
+            <w:r>
+              <w:t>{{LOADVERIFICATION}}</w:t>
+            </w:r>
+          </w:p>
+        </w:tc>
+      </w:tr>
+      <w:tr>
+        <w:trPr>
+          <w:cantSplit/>
+        </w:trPr>
+        <w:tc>
+          <w:tcPr>
+            <w:tcW w:type="dxa" w:w="3628"/>
+            <w:tcMar>
+              <w:top w:w="85" w:type="dxa"/>
+              <w:bottom w:w="85" w:type="dxa"/>
+              <w:left w:w="85" w:type="dxa"/>
+              <w:right w:w="85" w:type="dxa"/>
+            </w:tcMar>
+          </w:tcPr>
+          <w:p>
+            <w:pPr>
+              <w:spacing w:after="0" w:line="252" w:lineRule="auto"/>
+            </w:pPr>
+            <w:r>
+              <w:rPr>
+                <w:b/>
+              </w:rPr>
+              <w:t>Design load</w:t>
+            </w:r>
+          </w:p>
+        </w:tc>
+        <w:tc>
+          <w:tcPr>
+            <w:tcW w:type="dxa" w:w="5783"/>
+            <w:tcMar>
+              <w:top w:w="85" w:type="dxa"/>
+              <w:bottom w:w="85" w:type="dxa"/>
+              <w:left w:w="85" w:type="dxa"/>
+              <w:right w:w="85" w:type="dxa"/>
+            </w:tcMar>
+          </w:tcPr>
+          <w:p>
+            <w:pPr>
+              <w:spacing w:after="0" w:line="252" w:lineRule="auto"/>
+            </w:pPr>
+            <w:r>
+              <w:t>{{DESIGNLOAD}} kN/m</w:t>
+            </w:r>
+          </w:p>
+        </w:tc>
+      </w:tr>
+      <w:tr>
+        <w:trPr>
+          <w:cantSplit/>
+        </w:trPr>
+        <w:tc>
+          <w:tcPr>
+            <w:tcW w:type="dxa" w:w="3628"/>
+            <w:tcMar>
+              <w:top w:w="85" w:type="dxa"/>
+              <w:bottom w:w="85" w:type="dxa"/>
+              <w:left w:w="85" w:type="dxa"/>
+              <w:right w:w="85" w:type="dxa"/>
+            </w:tcMar>
+            <w:shd w:fill="F1F4F7"/>
+          </w:tcPr>
+          <w:p>
+            <w:pPr>
+              <w:spacing w:after="0" w:line="252" w:lineRule="auto"/>
+            </w:pPr>
+            <w:r>
+              <w:rPr>
+                <w:b/>
+              </w:rPr>
+              <w:t>Allowable load at selected span</w:t>
+            </w:r>
+          </w:p>
+        </w:tc>
+        <w:tc>
+          <w:tcPr>
+            <w:tcW w:type="dxa" w:w="5783"/>
+            <w:tcMar>
+              <w:top w:w="85" w:type="dxa"/>
+              <w:bottom w:w="85" w:type="dxa"/>
+              <w:left w:w="85" w:type="dxa"/>
+              <w:right w:w="85" w:type="dxa"/>
+            </w:tcMar>
+            <w:shd w:fill="F1F4F7"/>
+          </w:tcPr>
+          <w:p>
+            <w:pPr>
+              <w:spacing w:after="0" w:line="252" w:lineRule="auto"/>
+            </w:pPr>
+            <w:r>
+              <w:t>{{ALLOWABLELOAD}} kN/m</w:t>
+            </w:r>
+          </w:p>
+        </w:tc>
+      </w:tr>
+      <w:tr>
+        <w:trPr>
+          <w:cantSplit/>
+        </w:trPr>
+        <w:tc>
+          <w:tcPr>
+            <w:tcW w:type="dxa" w:w="3628"/>
+            <w:tcMar>
+              <w:top w:w="85" w:type="dxa"/>
+              <w:bottom w:w="85" w:type="dxa"/>
+              <w:left w:w="85" w:type="dxa"/>
+              <w:right w:w="85" w:type="dxa"/>
+            </w:tcMar>
+          </w:tcPr>
+          <w:p>
+            <w:pPr>
+              <w:spacing w:after="0" w:line="252" w:lineRule="auto"/>
+            </w:pPr>
+            <w:r>
+              <w:rPr>
+                <w:b/>
+              </w:rPr>
+              <w:t>Capacity utilization</w:t>
+            </w:r>
+          </w:p>
+        </w:tc>
+        <w:tc>
+          <w:tcPr>
+            <w:tcW w:type="dxa" w:w="5783"/>
+            <w:tcMar>
+              <w:top w:w="85" w:type="dxa"/>
+              <w:bottom w:w="85" w:type="dxa"/>
+              <w:left w:w="85" w:type="dxa"/>
+              <w:right w:w="85" w:type="dxa"/>
+            </w:tcMar>
+          </w:tcPr>
+          <w:p>
+            <w:pPr>
+              <w:spacing w:after="0" w:line="252" w:lineRule="auto"/>
+            </w:pPr>
+            <w:r>
+              <w:t>{{LOADUTILIZATION}}</w:t>
+            </w:r>
+          </w:p>
+        </w:tc>
+      </w:tr>
+      <w:tr>
+        <w:trPr>
+          <w:cantSplit/>
+        </w:trPr>
+        <w:tc>
+          <w:tcPr>
+            <w:tcW w:type="dxa" w:w="3628"/>
+            <w:tcMar>
+              <w:top w:w="85" w:type="dxa"/>
+              <w:bottom w:w="85" w:type="dxa"/>
+              <w:left w:w="85" w:type="dxa"/>
+              <w:right w:w="85" w:type="dxa"/>
+            </w:tcMar>
+            <w:shd w:fill="F1F4F7"/>
+          </w:tcPr>
+          <w:p>
+            <w:pPr>
+              <w:spacing w:after="0" w:line="252" w:lineRule="auto"/>
+            </w:pPr>
+            <w:r>
+              <w:rPr>
+                <w:b/>
+              </w:rPr>
+              <w:t>Remaining design load capacity</w:t>
+            </w:r>
+          </w:p>
+        </w:tc>
+        <w:tc>
+          <w:tcPr>
+            <w:tcW w:type="dxa" w:w="5783"/>
+            <w:tcMar>
+              <w:top w:w="85" w:type="dxa"/>
+              <w:bottom w:w="85" w:type="dxa"/>
+              <w:left w:w="85" w:type="dxa"/>
+              <w:right w:w="85" w:type="dxa"/>
+            </w:tcMar>
+            <w:shd w:fill="F1F4F7"/>
+          </w:tcPr>
+          <w:p>
+            <w:pPr>
+              <w:spacing w:after="0" w:line="252" w:lineRule="auto"/>
+            </w:pPr>
+            <w:r>
+              <w:t>{{LOADRESERVE}}</w:t>
+            </w:r>
+          </w:p>
+        </w:tc>
+      </w:tr>
+      <w:tr>
+        <w:trPr>
+          <w:cantSplit/>
+        </w:trPr>
+        <w:tc>
+          <w:tcPr>
+            <w:tcW w:type="dxa" w:w="3628"/>
+            <w:tcMar>
+              <w:top w:w="85" w:type="dxa"/>
+              <w:bottom w:w="85" w:type="dxa"/>
+              <w:left w:w="85" w:type="dxa"/>
+              <w:right w:w="85" w:type="dxa"/>
+            </w:tcMar>
+          </w:tcPr>
+          <w:p>
+            <w:pPr>
+              <w:spacing w:after="0" w:line="252" w:lineRule="auto"/>
+            </w:pPr>
+            <w:r>
+              <w:rPr>
+                <w:b/>
+              </w:rPr>
+              <w:t>Free width</w:t>
+            </w:r>
+          </w:p>
+        </w:tc>
+        <w:tc>
+          <w:tcPr>
+            <w:tcW w:type="dxa" w:w="5783"/>
+            <w:tcMar>
+              <w:top w:w="85" w:type="dxa"/>
+              <w:bottom w:w="85" w:type="dxa"/>
+              <w:left w:w="85" w:type="dxa"/>
+              <w:right w:w="85" w:type="dxa"/>
+            </w:tcMar>
+          </w:tcPr>
+          <w:p>
+            <w:pPr>
+              <w:spacing w:after="0" w:line="252" w:lineRule="auto"/>
+            </w:pPr>
+            <w:r>
+              <w:t>{{FREEWIDTHRESULT}}</w:t>
+            </w:r>
+          </w:p>
+        </w:tc>
+      </w:tr>
+      <w:tr>
+        <w:trPr>
+          <w:cantSplit/>
+        </w:trPr>
+        <w:tc>
+          <w:tcPr>
+            <w:tcW w:type="dxa" w:w="3628"/>
+            <w:tcMar>
+              <w:top w:w="85" w:type="dxa"/>
+              <w:bottom w:w="85" w:type="dxa"/>
+              <w:left w:w="85" w:type="dxa"/>
+              <w:right w:w="85" w:type="dxa"/>
+            </w:tcMar>
+            <w:shd w:fill="F1F4F7"/>
+          </w:tcPr>
+          <w:p>
+            <w:pPr>
+              <w:spacing w:after="0" w:line="252" w:lineRule="auto"/>
+            </w:pPr>
+            <w:r>
+              <w:rPr>
+                <w:b/>
+              </w:rPr>
+              <w:t>Free width verification</w:t>
+            </w:r>
+          </w:p>
+        </w:tc>
+        <w:tc>
+          <w:tcPr>
+            <w:tcW w:type="dxa" w:w="5783"/>
+            <w:tcMar>
+              <w:top w:w="85" w:type="dxa"/>
+              <w:bottom w:w="85" w:type="dxa"/>
+              <w:left w:w="85" w:type="dxa"/>
+              <w:right w:w="85" w:type="dxa"/>
+            </w:tcMar>
+            <w:shd w:fill="F1F4F7"/>
+          </w:tcPr>
+          <w:p>
+            <w:pPr>
+              <w:spacing w:after="0" w:line="252" w:lineRule="auto"/>
+            </w:pPr>
+            <w:r>
+              <w:t>{{FREEWIDTHVERIFICATION}}</w:t>
+            </w:r>
+          </w:p>
+        </w:tc>
+      </w:tr>
+    </w:tbl>
     <w:p>
       <w:pPr>
-        <w:ind w:firstLine="720"/>
+        <w:spacing w:after="40" w:line="20" w:lineRule="exact"/>
       </w:pPr>
       <w:r>
-        <w:t xml:space="preserve">Height: </w:t>
-      </w:r>
-      <w:r>
-        <w:t>TRAYHEIGHT</w:t>
-      </w:r>
-      <w:r>
-        <w:t xml:space="preserve">, Width: </w:t>
-      </w:r>
-      <w:r>
-        <w:t>TRAYWIDTH</w:t>
-      </w:r>
-      <w:r>
-        <w:t xml:space="preserve">, Length: </w:t>
-      </w:r>
-      <w:r>
-        <w:t>TRAYLENGTH</w:t>
-      </w:r>
-      <w:r>
-        <w:t>,</w:t>
-      </w:r>
-      <w:r>
-        <w:t xml:space="preserve"> </w:t>
-      </w:r>
-      <w:r>
-        <w:t xml:space="preserve">Weight: </w:t>
-      </w:r>
-      <w:r>
-        <w:t xml:space="preserve">TRAYWEIGHT </w:t>
+        <w:rPr>
+          <w:sz w:val="2"/>
+        </w:rPr>
       </w:r>
     </w:p>
     <w:p>
       <w:pPr>
         <w:pStyle w:val="Heading1"/>
+        <w:pageBreakBefore w:val="0"/>
       </w:pPr>
       <w:r>
-        <w:t>Support dimensions:</w:t>
-      </w:r>
-    </w:p>
-    <w:p>
-      <w:r>
-        <w:tab/>
-      </w:r>
-      <w:r>
-        <w:t>Support type</w:t>
-      </w:r>
-      <w:r>
-        <w:t xml:space="preserve">: </w:t>
-      </w:r>
-      <w:r>
-        <w:t>SUPPORTTYPE</w:t>
-      </w:r>
-      <w:r>
-        <w:t xml:space="preserve">, Length: SUPPORTLENGTH, Weight: </w:t>
-      </w:r>
-      <w:r>
-        <w:t xml:space="preserve">SUPPORTWEIGHT </w:t>
-      </w:r>
-      <w:r>
-        <w:t>kg</w:t>
-      </w:r>
-    </w:p>
-    <w:p>
-      <w:r>
-        <w:br w:type="page"/>
+        <w:t>Tray and support data</w:t>
+      </w:r>
+    </w:p>
+    <w:tbl>
+      <w:tblPr>
+        <w:tblStyle w:val="ReportTable"/>
+        <w:tblW w:type="auto" w:w="0"/>
+        <w:tblLayout w:type="fixed"/>
+        <w:tblLook w:firstColumn="1" w:firstRow="1" w:lastColumn="0" w:lastRow="0" w:noHBand="0" w:noVBand="1" w:val="04A0"/>
+      </w:tblPr>
+      <w:tblGrid>
+        <w:gridCol w:w="3628"/>
+        <w:gridCol w:w="5783"/>
+      </w:tblGrid>
+      <w:tr>
+        <w:trPr>
+          <w:cantSplit/>
+        </w:trPr>
+        <w:tc>
+          <w:tcPr>
+            <w:tcW w:type="dxa" w:w="3628"/>
+            <w:tcMar>
+              <w:top w:w="85" w:type="dxa"/>
+              <w:bottom w:w="85" w:type="dxa"/>
+              <w:left w:w="85" w:type="dxa"/>
+              <w:right w:w="85" w:type="dxa"/>
+            </w:tcMar>
+            <w:shd w:fill="F1F4F7"/>
+          </w:tcPr>
+          <w:p>
+            <w:pPr>
+              <w:spacing w:after="0" w:line="252" w:lineRule="auto"/>
+            </w:pPr>
+            <w:r>
+              <w:rPr>
+                <w:b/>
+              </w:rPr>
+              <w:t>Manufacturer and tray type</w:t>
+            </w:r>
+          </w:p>
+        </w:tc>
+        <w:tc>
+          <w:tcPr>
+            <w:tcW w:type="dxa" w:w="5783"/>
+            <w:tcMar>
+              <w:top w:w="85" w:type="dxa"/>
+              <w:bottom w:w="85" w:type="dxa"/>
+              <w:left w:w="85" w:type="dxa"/>
+              <w:right w:w="85" w:type="dxa"/>
+            </w:tcMar>
+            <w:shd w:fill="F1F4F7"/>
+          </w:tcPr>
+          <w:p>
+            <w:pPr>
+              <w:spacing w:after="0" w:line="252" w:lineRule="auto"/>
+            </w:pPr>
+            <w:r>
+              <w:t>{{TRAYMANUFACTURER}}  {{TRAYTYPE}}</w:t>
+            </w:r>
+          </w:p>
+        </w:tc>
+      </w:tr>
+      <w:tr>
+        <w:trPr>
+          <w:cantSplit/>
+        </w:trPr>
+        <w:tc>
+          <w:tcPr>
+            <w:tcW w:type="dxa" w:w="3628"/>
+            <w:tcMar>
+              <w:top w:w="85" w:type="dxa"/>
+              <w:bottom w:w="85" w:type="dxa"/>
+              <w:left w:w="85" w:type="dxa"/>
+              <w:right w:w="85" w:type="dxa"/>
+            </w:tcMar>
+          </w:tcPr>
+          <w:p>
+            <w:pPr>
+              <w:spacing w:after="0" w:line="252" w:lineRule="auto"/>
+            </w:pPr>
+            <w:r>
+              <w:rPr>
+                <w:b/>
+              </w:rPr>
+              <w:t>Tray dimensions</w:t>
+            </w:r>
+          </w:p>
+        </w:tc>
+        <w:tc>
+          <w:tcPr>
+            <w:tcW w:type="dxa" w:w="5783"/>
+            <w:tcMar>
+              <w:top w:w="85" w:type="dxa"/>
+              <w:bottom w:w="85" w:type="dxa"/>
+              <w:left w:w="85" w:type="dxa"/>
+              <w:right w:w="85" w:type="dxa"/>
+            </w:tcMar>
+          </w:tcPr>
+          <w:p>
+            <w:pPr>
+              <w:spacing w:after="0" w:line="252" w:lineRule="auto"/>
+            </w:pPr>
+            <w:r>
+              <w:t>Width {{TRAYWIDTH}}  Height {{TRAYHEIGHT}}  Length {{TRAYLENGTH}}</w:t>
+            </w:r>
+          </w:p>
+        </w:tc>
+      </w:tr>
+      <w:tr>
+        <w:trPr>
+          <w:cantSplit/>
+        </w:trPr>
+        <w:tc>
+          <w:tcPr>
+            <w:tcW w:type="dxa" w:w="3628"/>
+            <w:tcMar>
+              <w:top w:w="85" w:type="dxa"/>
+              <w:bottom w:w="85" w:type="dxa"/>
+              <w:left w:w="85" w:type="dxa"/>
+              <w:right w:w="85" w:type="dxa"/>
+            </w:tcMar>
+            <w:shd w:fill="F1F4F7"/>
+          </w:tcPr>
+          <w:p>
+            <w:pPr>
+              <w:spacing w:after="0" w:line="252" w:lineRule="auto"/>
+            </w:pPr>
+            <w:r>
+              <w:rPr>
+                <w:b/>
+              </w:rPr>
+              <w:t>Tray own mass per metre</w:t>
+            </w:r>
+          </w:p>
+        </w:tc>
+        <w:tc>
+          <w:tcPr>
+            <w:tcW w:type="dxa" w:w="5783"/>
+            <w:tcMar>
+              <w:top w:w="85" w:type="dxa"/>
+              <w:bottom w:w="85" w:type="dxa"/>
+              <w:left w:w="85" w:type="dxa"/>
+              <w:right w:w="85" w:type="dxa"/>
+            </w:tcMar>
+            <w:shd w:fill="F1F4F7"/>
+          </w:tcPr>
+          <w:p>
+            <w:pPr>
+              <w:spacing w:after="0" w:line="252" w:lineRule="auto"/>
+            </w:pPr>
+            <w:r>
+              <w:t>{{TRAYOWNPERMETER}}</w:t>
+            </w:r>
+          </w:p>
+        </w:tc>
+      </w:tr>
+      <w:tr>
+        <w:trPr>
+          <w:cantSplit/>
+        </w:trPr>
+        <w:tc>
+          <w:tcPr>
+            <w:tcW w:type="dxa" w:w="3628"/>
+            <w:tcMar>
+              <w:top w:w="85" w:type="dxa"/>
+              <w:bottom w:w="85" w:type="dxa"/>
+              <w:left w:w="85" w:type="dxa"/>
+              <w:right w:w="85" w:type="dxa"/>
+            </w:tcMar>
+          </w:tcPr>
+          <w:p>
+            <w:pPr>
+              <w:spacing w:after="0" w:line="252" w:lineRule="auto"/>
+            </w:pPr>
+            <w:r>
+              <w:rPr>
+                <w:b/>
+              </w:rPr>
+              <w:t>Support type and length</w:t>
+            </w:r>
+          </w:p>
+        </w:tc>
+        <w:tc>
+          <w:tcPr>
+            <w:tcW w:type="dxa" w:w="5783"/>
+            <w:tcMar>
+              <w:top w:w="85" w:type="dxa"/>
+              <w:bottom w:w="85" w:type="dxa"/>
+              <w:left w:w="85" w:type="dxa"/>
+              <w:right w:w="85" w:type="dxa"/>
+            </w:tcMar>
+          </w:tcPr>
+          <w:p>
+            <w:pPr>
+              <w:spacing w:after="0" w:line="252" w:lineRule="auto"/>
+            </w:pPr>
+            <w:r>
+              <w:t>{{SUPPORTTYPE}}  {{SUPPORTLENGTH}}</w:t>
+            </w:r>
+          </w:p>
+        </w:tc>
+      </w:tr>
+      <w:tr>
+        <w:trPr>
+          <w:cantSplit/>
+        </w:trPr>
+        <w:tc>
+          <w:tcPr>
+            <w:tcW w:type="dxa" w:w="3628"/>
+            <w:tcMar>
+              <w:top w:w="85" w:type="dxa"/>
+              <w:bottom w:w="85" w:type="dxa"/>
+              <w:left w:w="85" w:type="dxa"/>
+              <w:right w:w="85" w:type="dxa"/>
+            </w:tcMar>
+            <w:shd w:fill="F1F4F7"/>
+          </w:tcPr>
+          <w:p>
+            <w:pPr>
+              <w:spacing w:after="0" w:line="252" w:lineRule="auto"/>
+            </w:pPr>
+            <w:r>
+              <w:rPr>
+                <w:b/>
+              </w:rPr>
+              <w:t>Selected support spacing</w:t>
+            </w:r>
+          </w:p>
+        </w:tc>
+        <w:tc>
+          <w:tcPr>
+            <w:tcW w:type="dxa" w:w="5783"/>
+            <w:tcMar>
+              <w:top w:w="85" w:type="dxa"/>
+              <w:bottom w:w="85" w:type="dxa"/>
+              <w:left w:w="85" w:type="dxa"/>
+              <w:right w:w="85" w:type="dxa"/>
+            </w:tcMar>
+            <w:shd w:fill="F1F4F7"/>
+          </w:tcPr>
+          <w:p>
+            <w:pPr>
+              <w:spacing w:after="0" w:line="252" w:lineRule="auto"/>
+            </w:pPr>
+            <w:r>
+              <w:t>{{DISTANCE}}</w:t>
+            </w:r>
+          </w:p>
+        </w:tc>
+      </w:tr>
+      <w:tr>
+        <w:trPr>
+          <w:cantSplit/>
+        </w:trPr>
+        <w:tc>
+          <w:tcPr>
+            <w:tcW w:type="dxa" w:w="3628"/>
+            <w:tcMar>
+              <w:top w:w="85" w:type="dxa"/>
+              <w:bottom w:w="85" w:type="dxa"/>
+              <w:left w:w="85" w:type="dxa"/>
+              <w:right w:w="85" w:type="dxa"/>
+            </w:tcMar>
+          </w:tcPr>
+          <w:p>
+            <w:pPr>
+              <w:spacing w:after="0" w:line="252" w:lineRule="auto"/>
+            </w:pPr>
+            <w:r>
+              <w:rPr>
+                <w:b/>
+              </w:rPr>
+              <w:t>Support mass per piece</w:t>
+            </w:r>
+          </w:p>
+        </w:tc>
+        <w:tc>
+          <w:tcPr>
+            <w:tcW w:type="dxa" w:w="5783"/>
+            <w:tcMar>
+              <w:top w:w="85" w:type="dxa"/>
+              <w:bottom w:w="85" w:type="dxa"/>
+              <w:left w:w="85" w:type="dxa"/>
+              <w:right w:w="85" w:type="dxa"/>
+            </w:tcMar>
+          </w:tcPr>
+          <w:p>
+            <w:pPr>
+              <w:spacing w:after="0" w:line="252" w:lineRule="auto"/>
+            </w:pPr>
+            <w:r>
+              <w:t>{{SUPPORTWEIGHT}} kg</w:t>
+            </w:r>
+          </w:p>
+        </w:tc>
+      </w:tr>
+    </w:tbl>
+    <w:p>
+      <w:pPr>
+        <w:spacing w:after="40" w:line="20" w:lineRule="exact"/>
+      </w:pPr>
+      <w:r>
+        <w:rPr>
+          <w:sz w:val="2"/>
+        </w:rPr>
       </w:r>
     </w:p>
     <w:p>
       <w:pPr>
         <w:pStyle w:val="Heading1"/>
+        <w:pageBreakBefore/>
       </w:pPr>
       <w:r>
-        <w:lastRenderedPageBreak/>
-        <w:t>Cables laying on the tray:</w:t>
-      </w:r>
-    </w:p>
-    <w:p>
-      <w:r>
-        <w:t>CABLESTABLE</w:t>
-      </w:r>
-      <w:r>
-        <w:br w:type="page"/>
-      </w:r>
-    </w:p>
-    <w:p>
-      <w:pPr>
-        <w:pStyle w:val="Heading1"/>
-      </w:pPr>
-      <w:r>
-        <w:lastRenderedPageBreak/>
-        <w:t>Weight calculations:</w:t>
+        <w:t>Weight inventory</w:t>
+      </w:r>
+    </w:p>
+    <w:p>
+      <w:r>
+        <w:t>The weight inventory includes cables, the tray and its supports along the full route length. Support mass is recorded here separately from the load carried by the tray span.</w:t>
       </w:r>
     </w:p>
     <w:p>
@@ -275,214 +974,778 @@
         <w:pStyle w:val="Heading2"/>
       </w:pPr>
       <w:r>
-        <w:t>Supports weight calculations:</w:t>
-      </w:r>
-    </w:p>
-    <w:p>
-      <w:r>
-        <w:tab/>
-      </w:r>
-      <w:r>
-        <w:t>The supports weight calculations depend on the distance between the supports based on the tray length and the count. For “</w:t>
-      </w:r>
-      <w:r>
-        <w:t>TRAYTYPE</w:t>
-      </w:r>
-      <w:r>
-        <w:t xml:space="preserve">” type the </w:t>
-      </w:r>
-      <w:r>
-        <w:t>maximum</w:t>
-      </w:r>
-      <w:r>
-        <w:t xml:space="preserve"> distance between two supports is </w:t>
-      </w:r>
-      <w:r>
-        <w:t>DISTANCE</w:t>
-      </w:r>
-      <w:r>
-        <w:t xml:space="preserve">. For trays that the length is less than </w:t>
-      </w:r>
-      <w:r>
-        <w:t>DISTANCE</w:t>
-      </w:r>
-      <w:r>
-        <w:t xml:space="preserve">, we have 2 pieces of supports. For trays that the length is bigger than 20% from the base </w:t>
-      </w:r>
-      <w:r>
-        <w:t>DISTANCE</w:t>
-      </w:r>
-      <w:r>
-        <w:t>, there is additional support.</w:t>
-      </w:r>
-    </w:p>
+        <w:t>Support quantities</w:t>
+      </w:r>
+    </w:p>
+    <w:p>
+      <w:r>
+        <w:t>Let L be the route length and s the selected support spacing. The application uses n = floor(L / s), with at least two supports. One additional support is counted when n is at least one and the remainder L - n x s exceeds 20% of s.</w:t>
+      </w:r>
+    </w:p>
+    <w:tbl>
+      <w:tblPr>
+        <w:tblStyle w:val="ReportTable"/>
+        <w:tblW w:type="auto" w:w="0"/>
+        <w:tblLayout w:type="fixed"/>
+        <w:tblLook w:firstColumn="1" w:firstRow="1" w:lastColumn="0" w:lastRow="0" w:noHBand="0" w:noVBand="1" w:val="04A0"/>
+      </w:tblPr>
+      <w:tblGrid>
+        <w:gridCol w:w="3628"/>
+        <w:gridCol w:w="5783"/>
+      </w:tblGrid>
+      <w:tr>
+        <w:trPr>
+          <w:cantSplit/>
+        </w:trPr>
+        <w:tc>
+          <w:tcPr>
+            <w:tcW w:type="dxa" w:w="3628"/>
+            <w:tcMar>
+              <w:top w:w="85" w:type="dxa"/>
+              <w:bottom w:w="85" w:type="dxa"/>
+              <w:left w:w="85" w:type="dxa"/>
+              <w:right w:w="85" w:type="dxa"/>
+            </w:tcMar>
+            <w:shd w:fill="F1F4F7"/>
+          </w:tcPr>
+          <w:p>
+            <w:pPr>
+              <w:spacing w:after="0" w:line="252" w:lineRule="auto"/>
+            </w:pPr>
+            <w:r>
+              <w:rPr>
+                <w:b/>
+              </w:rPr>
+              <w:t>Support count</w:t>
+            </w:r>
+          </w:p>
+        </w:tc>
+        <w:tc>
+          <w:tcPr>
+            <w:tcW w:type="dxa" w:w="5783"/>
+            <w:tcMar>
+              <w:top w:w="85" w:type="dxa"/>
+              <w:bottom w:w="85" w:type="dxa"/>
+              <w:left w:w="85" w:type="dxa"/>
+              <w:right w:w="85" w:type="dxa"/>
+            </w:tcMar>
+            <w:shd w:fill="F1F4F7"/>
+          </w:tcPr>
+          <w:p>
+            <w:pPr>
+              <w:spacing w:after="0" w:line="252" w:lineRule="auto"/>
+            </w:pPr>
+            <w:r>
+              <w:t>{{SUPPORTSCOUNT}}</w:t>
+            </w:r>
+          </w:p>
+        </w:tc>
+      </w:tr>
+      <w:tr>
+        <w:trPr>
+          <w:cantSplit/>
+        </w:trPr>
+        <w:tc>
+          <w:tcPr>
+            <w:tcW w:type="dxa" w:w="3628"/>
+            <w:tcMar>
+              <w:top w:w="85" w:type="dxa"/>
+              <w:bottom w:w="85" w:type="dxa"/>
+              <w:left w:w="85" w:type="dxa"/>
+              <w:right w:w="85" w:type="dxa"/>
+            </w:tcMar>
+          </w:tcPr>
+          <w:p>
+            <w:pPr>
+              <w:spacing w:after="0" w:line="252" w:lineRule="auto"/>
+            </w:pPr>
+            <w:r>
+              <w:rPr>
+                <w:b/>
+              </w:rPr>
+              <w:t>Total support mass</w:t>
+            </w:r>
+          </w:p>
+        </w:tc>
+        <w:tc>
+          <w:tcPr>
+            <w:tcW w:type="dxa" w:w="5783"/>
+            <w:tcMar>
+              <w:top w:w="85" w:type="dxa"/>
+              <w:bottom w:w="85" w:type="dxa"/>
+              <w:left w:w="85" w:type="dxa"/>
+              <w:right w:w="85" w:type="dxa"/>
+            </w:tcMar>
+          </w:tcPr>
+          <w:p>
+            <w:pPr>
+              <w:spacing w:after="0" w:line="252" w:lineRule="auto"/>
+            </w:pPr>
+            <w:r>
+              <w:t>{{SUPPTOTALWEIGHT}}</w:t>
+            </w:r>
+          </w:p>
+        </w:tc>
+      </w:tr>
+      <w:tr>
+        <w:trPr>
+          <w:cantSplit/>
+        </w:trPr>
+        <w:tc>
+          <w:tcPr>
+            <w:tcW w:type="dxa" w:w="3628"/>
+            <w:tcMar>
+              <w:top w:w="85" w:type="dxa"/>
+              <w:bottom w:w="85" w:type="dxa"/>
+              <w:left w:w="85" w:type="dxa"/>
+              <w:right w:w="85" w:type="dxa"/>
+            </w:tcMar>
+            <w:shd w:fill="F1F4F7"/>
+          </w:tcPr>
+          <w:p>
+            <w:pPr>
+              <w:spacing w:after="0" w:line="252" w:lineRule="auto"/>
+            </w:pPr>
+            <w:r>
+              <w:rPr>
+                <w:b/>
+              </w:rPr>
+              <w:t>Support mass per metre</w:t>
+            </w:r>
+          </w:p>
+        </w:tc>
+        <w:tc>
+          <w:tcPr>
+            <w:tcW w:type="dxa" w:w="5783"/>
+            <w:tcMar>
+              <w:top w:w="85" w:type="dxa"/>
+              <w:bottom w:w="85" w:type="dxa"/>
+              <w:left w:w="85" w:type="dxa"/>
+              <w:right w:w="85" w:type="dxa"/>
+            </w:tcMar>
+            <w:shd w:fill="F1F4F7"/>
+          </w:tcPr>
+          <w:p>
+            <w:pPr>
+              <w:spacing w:after="0" w:line="252" w:lineRule="auto"/>
+            </w:pPr>
+            <w:r>
+              <w:t>{{SUPPWEIGHTPERMETER}}</w:t>
+            </w:r>
+          </w:p>
+        </w:tc>
+      </w:tr>
+    </w:tbl>
     <w:p>
       <w:pPr>
-        <w:jc w:val="center"/>
+        <w:spacing w:after="40" w:line="20" w:lineRule="exact"/>
       </w:pPr>
       <w:r>
-        <w:t xml:space="preserve">Supports count: </w:t>
-      </w:r>
-      <w:r>
-        <w:t>SUPPORTSCOUNT</w:t>
-      </w:r>
-      <w:r>
-        <w:t xml:space="preserve"> pcs.</w:t>
-      </w:r>
-    </w:p>
-    <w:p>
-      <w:r>
-        <w:tab/>
-        <w:t>The total weight of the supports is calculated by the count of the supports, multiplied by t</w:t>
-      </w:r>
-      <w:r>
-        <w:t>he weight per piece:</w:t>
-      </w:r>
-    </w:p>
-    <w:p>
-      <w:pPr>
-        <w:jc w:val="center"/>
-      </w:pPr>
-      <w:r>
-        <w:t xml:space="preserve">Supports total weight: </w:t>
-      </w:r>
-      <w:r>
-        <w:t>SUPPTOTALWEIGHT</w:t>
-      </w:r>
-    </w:p>
-    <w:p>
-      <w:r>
-        <w:tab/>
-        <w:t>The total weight per meter is calculated by division of the tray length and the total weight of the supports:</w:t>
-      </w:r>
-    </w:p>
-    <w:p>
-      <w:pPr>
-        <w:jc w:val="center"/>
-      </w:pPr>
-      <w:r>
-        <w:t xml:space="preserve">Supports weight load per meter: </w:t>
-      </w:r>
-      <w:r>
-        <w:t>SUPPWEIGHTPERMETER</w:t>
-      </w:r>
-    </w:p>
-    <w:p>
-      <w:pPr>
-        <w:jc w:val="center"/>
-      </w:pPr>
+        <w:rPr>
+          <w:sz w:val="2"/>
+        </w:rPr>
+      </w:r>
     </w:p>
     <w:p>
       <w:pPr>
         <w:pStyle w:val="Heading2"/>
       </w:pPr>
       <w:r>
-        <w:t>Tray own weight calculations:</w:t>
-      </w:r>
-    </w:p>
+        <w:t>Tray and cable masses</w:t>
+      </w:r>
+    </w:p>
+    <w:tbl>
+      <w:tblPr>
+        <w:tblStyle w:val="ReportTable"/>
+        <w:tblW w:type="auto" w:w="0"/>
+        <w:tblLayout w:type="fixed"/>
+        <w:tblLook w:firstColumn="1" w:firstRow="1" w:lastColumn="0" w:lastRow="0" w:noHBand="0" w:noVBand="1" w:val="04A0"/>
+      </w:tblPr>
+      <w:tblGrid>
+        <w:gridCol w:w="3628"/>
+        <w:gridCol w:w="5783"/>
+      </w:tblGrid>
+      <w:tr>
+        <w:trPr>
+          <w:cantSplit/>
+        </w:trPr>
+        <w:tc>
+          <w:tcPr>
+            <w:tcW w:type="dxa" w:w="3628"/>
+            <w:tcMar>
+              <w:top w:w="85" w:type="dxa"/>
+              <w:bottom w:w="85" w:type="dxa"/>
+              <w:left w:w="85" w:type="dxa"/>
+              <w:right w:w="85" w:type="dxa"/>
+            </w:tcMar>
+            <w:shd w:fill="F1F4F7"/>
+          </w:tcPr>
+          <w:p>
+            <w:pPr>
+              <w:spacing w:after="0" w:line="252" w:lineRule="auto"/>
+            </w:pPr>
+            <w:r>
+              <w:rPr>
+                <w:b/>
+              </w:rPr>
+              <w:t>Tray plus supports per metre</w:t>
+            </w:r>
+          </w:p>
+        </w:tc>
+        <w:tc>
+          <w:tcPr>
+            <w:tcW w:type="dxa" w:w="5783"/>
+            <w:tcMar>
+              <w:top w:w="85" w:type="dxa"/>
+              <w:bottom w:w="85" w:type="dxa"/>
+              <w:left w:w="85" w:type="dxa"/>
+              <w:right w:w="85" w:type="dxa"/>
+            </w:tcMar>
+            <w:shd w:fill="F1F4F7"/>
+          </w:tcPr>
+          <w:p>
+            <w:pPr>
+              <w:spacing w:after="0" w:line="252" w:lineRule="auto"/>
+            </w:pPr>
+            <w:r>
+              <w:t>{{TRAYLOADPERMETER}}</w:t>
+            </w:r>
+          </w:p>
+        </w:tc>
+      </w:tr>
+      <w:tr>
+        <w:trPr>
+          <w:cantSplit/>
+        </w:trPr>
+        <w:tc>
+          <w:tcPr>
+            <w:tcW w:type="dxa" w:w="3628"/>
+            <w:tcMar>
+              <w:top w:w="85" w:type="dxa"/>
+              <w:bottom w:w="85" w:type="dxa"/>
+              <w:left w:w="85" w:type="dxa"/>
+              <w:right w:w="85" w:type="dxa"/>
+            </w:tcMar>
+          </w:tcPr>
+          <w:p>
+            <w:pPr>
+              <w:spacing w:after="0" w:line="252" w:lineRule="auto"/>
+            </w:pPr>
+            <w:r>
+              <w:rPr>
+                <w:b/>
+              </w:rPr>
+              <w:t>Total tray plus support mass</w:t>
+            </w:r>
+          </w:p>
+        </w:tc>
+        <w:tc>
+          <w:tcPr>
+            <w:tcW w:type="dxa" w:w="5783"/>
+            <w:tcMar>
+              <w:top w:w="85" w:type="dxa"/>
+              <w:bottom w:w="85" w:type="dxa"/>
+              <w:left w:w="85" w:type="dxa"/>
+              <w:right w:w="85" w:type="dxa"/>
+            </w:tcMar>
+          </w:tcPr>
+          <w:p>
+            <w:pPr>
+              <w:spacing w:after="0" w:line="252" w:lineRule="auto"/>
+            </w:pPr>
+            <w:r>
+              <w:t>{{TRAYCALCWEIGHT}}</w:t>
+            </w:r>
+          </w:p>
+        </w:tc>
+      </w:tr>
+      <w:tr>
+        <w:trPr>
+          <w:cantSplit/>
+        </w:trPr>
+        <w:tc>
+          <w:tcPr>
+            <w:tcW w:type="dxa" w:w="3628"/>
+            <w:tcMar>
+              <w:top w:w="85" w:type="dxa"/>
+              <w:bottom w:w="85" w:type="dxa"/>
+              <w:left w:w="85" w:type="dxa"/>
+              <w:right w:w="85" w:type="dxa"/>
+            </w:tcMar>
+            <w:shd w:fill="F1F4F7"/>
+          </w:tcPr>
+          <w:p>
+            <w:pPr>
+              <w:spacing w:after="0" w:line="252" w:lineRule="auto"/>
+            </w:pPr>
+            <w:r>
+              <w:rPr>
+                <w:b/>
+              </w:rPr>
+              <w:t>Cable mass per metre</w:t>
+            </w:r>
+          </w:p>
+        </w:tc>
+        <w:tc>
+          <w:tcPr>
+            <w:tcW w:type="dxa" w:w="5783"/>
+            <w:tcMar>
+              <w:top w:w="85" w:type="dxa"/>
+              <w:bottom w:w="85" w:type="dxa"/>
+              <w:left w:w="85" w:type="dxa"/>
+              <w:right w:w="85" w:type="dxa"/>
+            </w:tcMar>
+            <w:shd w:fill="F1F4F7"/>
+          </w:tcPr>
+          <w:p>
+            <w:pPr>
+              <w:spacing w:after="0" w:line="252" w:lineRule="auto"/>
+            </w:pPr>
+            <w:r>
+              <w:t>{{CABLESWEIGHTPERMETER}}</w:t>
+            </w:r>
+          </w:p>
+        </w:tc>
+      </w:tr>
+      <w:tr>
+        <w:trPr>
+          <w:cantSplit/>
+        </w:trPr>
+        <w:tc>
+          <w:tcPr>
+            <w:tcW w:type="dxa" w:w="3628"/>
+            <w:tcMar>
+              <w:top w:w="85" w:type="dxa"/>
+              <w:bottom w:w="85" w:type="dxa"/>
+              <w:left w:w="85" w:type="dxa"/>
+              <w:right w:w="85" w:type="dxa"/>
+            </w:tcMar>
+          </w:tcPr>
+          <w:p>
+            <w:pPr>
+              <w:spacing w:after="0" w:line="252" w:lineRule="auto"/>
+            </w:pPr>
+            <w:r>
+              <w:rPr>
+                <w:b/>
+              </w:rPr>
+              <w:t>Total cable mass along route</w:t>
+            </w:r>
+          </w:p>
+        </w:tc>
+        <w:tc>
+          <w:tcPr>
+            <w:tcW w:type="dxa" w:w="5783"/>
+            <w:tcMar>
+              <w:top w:w="85" w:type="dxa"/>
+              <w:bottom w:w="85" w:type="dxa"/>
+              <w:left w:w="85" w:type="dxa"/>
+              <w:right w:w="85" w:type="dxa"/>
+            </w:tcMar>
+          </w:tcPr>
+          <w:p>
+            <w:pPr>
+              <w:spacing w:after="0" w:line="252" w:lineRule="auto"/>
+            </w:pPr>
+            <w:r>
+              <w:t>{{CABLESWEIGHTCALCULATIONS}}</w:t>
+            </w:r>
+          </w:p>
+        </w:tc>
+      </w:tr>
+      <w:tr>
+        <w:trPr>
+          <w:cantSplit/>
+        </w:trPr>
+        <w:tc>
+          <w:tcPr>
+            <w:tcW w:type="dxa" w:w="3628"/>
+            <w:tcMar>
+              <w:top w:w="85" w:type="dxa"/>
+              <w:bottom w:w="85" w:type="dxa"/>
+              <w:left w:w="85" w:type="dxa"/>
+              <w:right w:w="85" w:type="dxa"/>
+            </w:tcMar>
+            <w:shd w:fill="F1F4F7"/>
+          </w:tcPr>
+          <w:p>
+            <w:pPr>
+              <w:spacing w:after="0" w:line="252" w:lineRule="auto"/>
+            </w:pPr>
+            <w:r>
+              <w:rPr>
+                <w:b/>
+              </w:rPr>
+              <w:t>Combined inventory per metre</w:t>
+            </w:r>
+          </w:p>
+        </w:tc>
+        <w:tc>
+          <w:tcPr>
+            <w:tcW w:type="dxa" w:w="5783"/>
+            <w:tcMar>
+              <w:top w:w="85" w:type="dxa"/>
+              <w:bottom w:w="85" w:type="dxa"/>
+              <w:left w:w="85" w:type="dxa"/>
+              <w:right w:w="85" w:type="dxa"/>
+            </w:tcMar>
+            <w:shd w:fill="F1F4F7"/>
+          </w:tcPr>
+          <w:p>
+            <w:pPr>
+              <w:spacing w:after="0" w:line="252" w:lineRule="auto"/>
+            </w:pPr>
+            <w:r>
+              <w:t>{{TOTALPERPOINT}}</w:t>
+            </w:r>
+          </w:p>
+        </w:tc>
+      </w:tr>
+      <w:tr>
+        <w:trPr>
+          <w:cantSplit/>
+        </w:trPr>
+        <w:tc>
+          <w:tcPr>
+            <w:tcW w:type="dxa" w:w="3628"/>
+            <w:tcMar>
+              <w:top w:w="85" w:type="dxa"/>
+              <w:bottom w:w="85" w:type="dxa"/>
+              <w:left w:w="85" w:type="dxa"/>
+              <w:right w:w="85" w:type="dxa"/>
+            </w:tcMar>
+          </w:tcPr>
+          <w:p>
+            <w:pPr>
+              <w:spacing w:after="0" w:line="252" w:lineRule="auto"/>
+            </w:pPr>
+            <w:r>
+              <w:rPr>
+                <w:b/>
+              </w:rPr>
+              <w:t>Combined inventory mass</w:t>
+            </w:r>
+          </w:p>
+        </w:tc>
+        <w:tc>
+          <w:tcPr>
+            <w:tcW w:type="dxa" w:w="5783"/>
+            <w:tcMar>
+              <w:top w:w="85" w:type="dxa"/>
+              <w:bottom w:w="85" w:type="dxa"/>
+              <w:left w:w="85" w:type="dxa"/>
+              <w:right w:w="85" w:type="dxa"/>
+            </w:tcMar>
+          </w:tcPr>
+          <w:p>
+            <w:pPr>
+              <w:spacing w:after="0" w:line="252" w:lineRule="auto"/>
+            </w:pPr>
+            <w:r>
+              <w:t>{{TOTALCALC}}</w:t>
+            </w:r>
+          </w:p>
+        </w:tc>
+      </w:tr>
+    </w:tbl>
     <w:p>
       <w:pPr>
-        <w:ind w:firstLine="720"/>
+        <w:spacing w:after="40" w:line="20" w:lineRule="exact"/>
       </w:pPr>
       <w:r>
-        <w:t>T</w:t>
-      </w:r>
-      <w:r>
-        <w:t>r</w:t>
-      </w:r>
-      <w:r>
-        <w:t xml:space="preserve">ay weight load per meter is calculated by the sum of cable tray weight and support weight per meter: </w:t>
-      </w:r>
-    </w:p>
-    <w:p>
-      <w:pPr>
-        <w:jc w:val="center"/>
-      </w:pPr>
-      <w:r>
-        <w:t>Tray weight l</w:t>
-      </w:r>
-      <w:r>
-        <w:t xml:space="preserve">oad per meter: </w:t>
-      </w:r>
-      <w:r>
-        <w:t>TRAYLOADPERMETER</w:t>
-      </w:r>
-    </w:p>
-    <w:p>
-      <w:pPr>
-        <w:ind w:firstLine="720"/>
-      </w:pPr>
-      <w:r>
-        <w:t>Total tray weight is calculated by combining the own weight per meter with added supports weight per meter, then multiplied by the tray total length.</w:t>
-      </w:r>
-    </w:p>
-    <w:p>
-      <w:pPr>
-        <w:jc w:val="center"/>
-      </w:pPr>
-      <w:r>
-        <w:t xml:space="preserve">Tray total own weight: </w:t>
-      </w:r>
-      <w:r>
-        <w:t>TRAYCALCWEIGHT</w:t>
-      </w:r>
-    </w:p>
-    <w:p>
-      <w:pPr>
-        <w:jc w:val="center"/>
-      </w:pPr>
+        <w:rPr>
+          <w:sz w:val="2"/>
+        </w:rPr>
+      </w:r>
+    </w:p>
+    <w:p>
+      <w:r>
+        <w:t>{{GROUNDINGNOTE}}</w:t>
+      </w:r>
+    </w:p>
+    <w:p>
+      <w:r>
+        <w:t>Cable masses are calculated from the cables routed through this tray. Each cable is assumed to occupy the full reported route length. Cable types and individual unit masses are listed in the cable schedule.</w:t>
+      </w:r>
     </w:p>
     <w:p>
       <w:pPr>
         <w:pStyle w:val="Heading2"/>
       </w:pPr>
       <w:r>
-        <w:t>Cables on tray weight calculations:</w:t>
+        <w:t>Load basis</w:t>
+      </w:r>
+    </w:p>
+    <w:p>
+      <w:r>
+        <w:t>The manufacturer curve is compared with the uniformly distributed cable mass plus tray own mass. Support mass is excluded from this comparison. The project safety allowance is applied to the combined cable and tray load.</w:t>
       </w:r>
     </w:p>
     <w:p>
       <w:pPr>
-        <w:ind w:firstLine="720"/>
+        <w:pStyle w:val="Heading1"/>
+        <w:pageBreakBefore/>
       </w:pPr>
       <w:r>
-        <w:t xml:space="preserve">Cables weight load per meter is calculated by the sum of cables weight per meter: </w:t>
-      </w:r>
-      <w:r>
-        <w:t>GROUNDINGNOTE</w:t>
-      </w:r>
-    </w:p>
+        <w:t>Load verification</w:t>
+      </w:r>
+    </w:p>
+    <w:tbl>
+      <w:tblPr>
+        <w:tblStyle w:val="ReportTable"/>
+        <w:tblW w:type="auto" w:w="0"/>
+        <w:tblLayout w:type="fixed"/>
+        <w:tblLook w:firstColumn="1" w:firstRow="1" w:lastColumn="0" w:lastRow="0" w:noHBand="0" w:noVBand="1" w:val="04A0"/>
+      </w:tblPr>
+      <w:tblGrid>
+        <w:gridCol w:w="3628"/>
+        <w:gridCol w:w="5783"/>
+      </w:tblGrid>
+      <w:tr>
+        <w:trPr>
+          <w:cantSplit/>
+        </w:trPr>
+        <w:tc>
+          <w:tcPr>
+            <w:tcW w:type="dxa" w:w="3628"/>
+            <w:tcMar>
+              <w:top w:w="85" w:type="dxa"/>
+              <w:bottom w:w="85" w:type="dxa"/>
+              <w:left w:w="85" w:type="dxa"/>
+              <w:right w:w="85" w:type="dxa"/>
+            </w:tcMar>
+            <w:shd w:fill="F1F4F7"/>
+          </w:tcPr>
+          <w:p>
+            <w:pPr>
+              <w:spacing w:after="0" w:line="252" w:lineRule="auto"/>
+            </w:pPr>
+            <w:r>
+              <w:rPr>
+                <w:b/>
+              </w:rPr>
+              <w:t>Assigned manufacturer curve</w:t>
+            </w:r>
+          </w:p>
+        </w:tc>
+        <w:tc>
+          <w:tcPr>
+            <w:tcW w:type="dxa" w:w="5783"/>
+            <w:tcMar>
+              <w:top w:w="85" w:type="dxa"/>
+              <w:bottom w:w="85" w:type="dxa"/>
+              <w:left w:w="85" w:type="dxa"/>
+              <w:right w:w="85" w:type="dxa"/>
+            </w:tcMar>
+            <w:shd w:fill="F1F4F7"/>
+          </w:tcPr>
+          <w:p>
+            <w:pPr>
+              <w:spacing w:after="0" w:line="252" w:lineRule="auto"/>
+            </w:pPr>
+            <w:r>
+              <w:t>{{LOADCURVENAME}}</w:t>
+            </w:r>
+          </w:p>
+        </w:tc>
+      </w:tr>
+      <w:tr>
+        <w:trPr>
+          <w:cantSplit/>
+        </w:trPr>
+        <w:tc>
+          <w:tcPr>
+            <w:tcW w:type="dxa" w:w="3628"/>
+            <w:tcMar>
+              <w:top w:w="85" w:type="dxa"/>
+              <w:bottom w:w="85" w:type="dxa"/>
+              <w:left w:w="85" w:type="dxa"/>
+              <w:right w:w="85" w:type="dxa"/>
+            </w:tcMar>
+          </w:tcPr>
+          <w:p>
+            <w:pPr>
+              <w:spacing w:after="0" w:line="252" w:lineRule="auto"/>
+            </w:pPr>
+            <w:r>
+              <w:rPr>
+                <w:b/>
+              </w:rPr>
+              <w:t>Documented span range</w:t>
+            </w:r>
+          </w:p>
+        </w:tc>
+        <w:tc>
+          <w:tcPr>
+            <w:tcW w:type="dxa" w:w="5783"/>
+            <w:tcMar>
+              <w:top w:w="85" w:type="dxa"/>
+              <w:bottom w:w="85" w:type="dxa"/>
+              <w:left w:w="85" w:type="dxa"/>
+              <w:right w:w="85" w:type="dxa"/>
+            </w:tcMar>
+          </w:tcPr>
+          <w:p>
+            <w:pPr>
+              <w:spacing w:after="0" w:line="252" w:lineRule="auto"/>
+            </w:pPr>
+            <w:r>
+              <w:t>{{LOADRANGE}}</w:t>
+            </w:r>
+          </w:p>
+        </w:tc>
+      </w:tr>
+      <w:tr>
+        <w:trPr>
+          <w:cantSplit/>
+        </w:trPr>
+        <w:tc>
+          <w:tcPr>
+            <w:tcW w:type="dxa" w:w="3628"/>
+            <w:tcMar>
+              <w:top w:w="85" w:type="dxa"/>
+              <w:bottom w:w="85" w:type="dxa"/>
+              <w:left w:w="85" w:type="dxa"/>
+              <w:right w:w="85" w:type="dxa"/>
+            </w:tcMar>
+            <w:shd w:fill="F1F4F7"/>
+          </w:tcPr>
+          <w:p>
+            <w:pPr>
+              <w:spacing w:after="0" w:line="252" w:lineRule="auto"/>
+            </w:pPr>
+            <w:r>
+              <w:rPr>
+                <w:b/>
+              </w:rPr>
+              <w:t>Selected span</w:t>
+            </w:r>
+          </w:p>
+        </w:tc>
+        <w:tc>
+          <w:tcPr>
+            <w:tcW w:type="dxa" w:w="5783"/>
+            <w:tcMar>
+              <w:top w:w="85" w:type="dxa"/>
+              <w:bottom w:w="85" w:type="dxa"/>
+              <w:left w:w="85" w:type="dxa"/>
+              <w:right w:w="85" w:type="dxa"/>
+            </w:tcMar>
+            <w:shd w:fill="F1F4F7"/>
+          </w:tcPr>
+          <w:p>
+            <w:pPr>
+              <w:spacing w:after="0" w:line="252" w:lineRule="auto"/>
+            </w:pPr>
+            <w:r>
+              <w:t>{{CALCULATEDSPAN}} m</w:t>
+            </w:r>
+          </w:p>
+        </w:tc>
+      </w:tr>
+      <w:tr>
+        <w:trPr>
+          <w:cantSplit/>
+        </w:trPr>
+        <w:tc>
+          <w:tcPr>
+            <w:tcW w:type="dxa" w:w="3628"/>
+            <w:tcMar>
+              <w:top w:w="85" w:type="dxa"/>
+              <w:bottom w:w="85" w:type="dxa"/>
+              <w:left w:w="85" w:type="dxa"/>
+              <w:right w:w="85" w:type="dxa"/>
+            </w:tcMar>
+          </w:tcPr>
+          <w:p>
+            <w:pPr>
+              <w:spacing w:after="0" w:line="252" w:lineRule="auto"/>
+            </w:pPr>
+            <w:r>
+              <w:rPr>
+                <w:b/>
+              </w:rPr>
+              <w:t>Project safety allowance</w:t>
+            </w:r>
+          </w:p>
+        </w:tc>
+        <w:tc>
+          <w:tcPr>
+            <w:tcW w:type="dxa" w:w="5783"/>
+            <w:tcMar>
+              <w:top w:w="85" w:type="dxa"/>
+              <w:bottom w:w="85" w:type="dxa"/>
+              <w:left w:w="85" w:type="dxa"/>
+              <w:right w:w="85" w:type="dxa"/>
+            </w:tcMar>
+          </w:tcPr>
+          <w:p>
+            <w:pPr>
+              <w:spacing w:after="0" w:line="252" w:lineRule="auto"/>
+            </w:pPr>
+            <w:r>
+              <w:t>{{SAFETYFACTOR}}</w:t>
+            </w:r>
+          </w:p>
+        </w:tc>
+      </w:tr>
+      <w:tr>
+        <w:trPr>
+          <w:cantSplit/>
+        </w:trPr>
+        <w:tc>
+          <w:tcPr>
+            <w:tcW w:type="dxa" w:w="3628"/>
+            <w:tcMar>
+              <w:top w:w="85" w:type="dxa"/>
+              <w:bottom w:w="85" w:type="dxa"/>
+              <w:left w:w="85" w:type="dxa"/>
+              <w:right w:w="85" w:type="dxa"/>
+            </w:tcMar>
+            <w:shd w:fill="F1F4F7"/>
+          </w:tcPr>
+          <w:p>
+            <w:pPr>
+              <w:spacing w:after="0" w:line="252" w:lineRule="auto"/>
+            </w:pPr>
+            <w:r>
+              <w:rPr>
+                <w:b/>
+              </w:rPr>
+              <w:t>Cable plus tray mass per metre</w:t>
+            </w:r>
+          </w:p>
+        </w:tc>
+        <w:tc>
+          <w:tcPr>
+            <w:tcW w:type="dxa" w:w="5783"/>
+            <w:tcMar>
+              <w:top w:w="85" w:type="dxa"/>
+              <w:bottom w:w="85" w:type="dxa"/>
+              <w:left w:w="85" w:type="dxa"/>
+              <w:right w:w="85" w:type="dxa"/>
+            </w:tcMar>
+            <w:shd w:fill="F1F4F7"/>
+          </w:tcPr>
+          <w:p>
+            <w:pPr>
+              <w:spacing w:after="0" w:line="252" w:lineRule="auto"/>
+            </w:pPr>
+            <w:r>
+              <w:t>{{SPANMASS}}</w:t>
+            </w:r>
+          </w:p>
+        </w:tc>
+      </w:tr>
+    </w:tbl>
     <w:p>
       <w:pPr>
-        <w:jc w:val="center"/>
+        <w:spacing w:after="40" w:line="20" w:lineRule="exact"/>
       </w:pPr>
       <w:r>
-        <w:t>Cables weight load per meter:</w:t>
-      </w:r>
-      <w:r>
-        <w:t xml:space="preserve"> </w:t>
-      </w:r>
-      <w:r>
-        <w:t>CABLESWEIGHTPERMETER</w:t>
-      </w:r>
-    </w:p>
-    <w:p>
-      <w:pPr>
-        <w:ind w:firstLine="720"/>
-      </w:pPr>
-      <w:r>
-        <w:t>Total weight of all the cables on the tray is the sum of the cables weights.</w:t>
-      </w:r>
-    </w:p>
-    <w:p>
-      <w:pPr>
-        <w:jc w:val="center"/>
-      </w:pPr>
-      <w:r>
-        <w:lastRenderedPageBreak/>
-        <w:t xml:space="preserve">Total weight on the tray: </w:t>
-      </w:r>
-      <w:r>
-        <w:t>CABLESWEIGHTCALCULATIONS</w:t>
+        <w:rPr>
+          <w:sz w:val="2"/>
+        </w:rPr>
       </w:r>
     </w:p>
     <w:p>
@@ -490,326 +1753,681 @@
         <w:pStyle w:val="Heading2"/>
       </w:pPr>
       <w:r>
-        <w:t>Total weight:</w:t>
-      </w:r>
-    </w:p>
-    <w:p>
-      <w:pPr>
-        <w:jc w:val="center"/>
-      </w:pPr>
-      <w:r>
-        <w:t xml:space="preserve">Total weight </w:t>
-      </w:r>
-      <w:r>
-        <w:t xml:space="preserve">load </w:t>
-      </w:r>
-      <w:r>
-        <w:t>per meter:</w:t>
-      </w:r>
-      <w:r>
-        <w:t xml:space="preserve"> </w:t>
-      </w:r>
-      <w:r>
-        <w:t>TOTALPERPOINT</w:t>
-      </w:r>
-    </w:p>
-    <w:p>
-      <w:pPr>
-        <w:jc w:val="center"/>
-      </w:pPr>
-      <w:r>
-        <w:t xml:space="preserve">Total weight: </w:t>
-      </w:r>
-      <w:r>
-        <w:t>TOTALCALC</w:t>
-      </w:r>
-    </w:p>
-    <w:p/>
-    <w:p>
-      <w:pPr>
-        <w:jc w:val="center"/>
-      </w:pPr>
-      <w:r>
-        <w:t>DIAGRAMTRAYPIC</w:t>
-      </w:r>
-    </w:p>
-    <w:p>
-      <w:pPr>
-        <w:jc w:val="center"/>
-        <w:rPr>
-          <w:sz w:val="16"/>
-          <w:szCs w:val="16"/>
-        </w:rPr>
-      </w:pPr>
-      <w:r>
-        <w:rPr>
-          <w:sz w:val="16"/>
-          <w:szCs w:val="16"/>
-        </w:rPr>
-        <w:t xml:space="preserve">Picture 1. </w:t>
-      </w:r>
-      <w:r>
-        <w:rPr>
-          <w:sz w:val="16"/>
-          <w:szCs w:val="16"/>
-        </w:rPr>
-        <w:t>–</w:t>
-      </w:r>
-      <w:r>
-        <w:rPr>
-          <w:sz w:val="16"/>
-          <w:szCs w:val="16"/>
-        </w:rPr>
-        <w:t xml:space="preserve"> </w:t>
-      </w:r>
-      <w:r>
-        <w:rPr>
-          <w:sz w:val="16"/>
-          <w:szCs w:val="16"/>
-        </w:rPr>
-        <w:t>Load per meters diagram regarding the distance between the supports.</w:t>
-      </w:r>
-    </w:p>
-    <w:p>
-      <w:pPr>
-        <w:rPr>
-          <w:sz w:val="16"/>
-          <w:szCs w:val="16"/>
-        </w:rPr>
-      </w:pPr>
-      <w:r>
-        <w:rPr>
-          <w:sz w:val="16"/>
-          <w:szCs w:val="16"/>
-        </w:rPr>
-        <w:br w:type="page"/>
+        <w:t>Numerical calculation</w:t>
+      </w:r>
+    </w:p>
+    <w:p>
+      <w:r>
+        <w:t>Unfactored line load uses gravity g = 9.80665 m/s² and the conversion from N/m to kN/m.</w:t>
+      </w:r>
+    </w:p>
+    <w:p>
+      <w:r>
+        <w:t>{{SPANLOADFORMULA}}</w:t>
+      </w:r>
+    </w:p>
+    <w:p>
+      <w:r>
+        <w:t>Design load including the project safety allowance</w:t>
+      </w:r>
+    </w:p>
+    <w:p>
+      <w:r>
+        <w:t>{{DESIGNLOADFORMULA}}</w:t>
+      </w:r>
+    </w:p>
+    <w:p>
+      <w:r>
+        <w:t>Allowable load is taken from the published curve point or interpolated linearly between the two surrounding span points. Capacity is not extrapolated beyond the documented range.</w:t>
+      </w:r>
+    </w:p>
+    <w:p>
+      <w:r>
+        <w:t>{{ALLOWABLELOADFORMULA}}</w:t>
+      </w:r>
+    </w:p>
+    <w:p>
+      <w:r>
+        <w:t>Capacity utilization equals design load divided by allowable load</w:t>
+      </w:r>
+    </w:p>
+    <w:p>
+      <w:r>
+        <w:t>{{LOADUTILIZATIONFORMULA}}</w:t>
+      </w:r>
+    </w:p>
+    <w:p>
+      <w:r>
+        <w:t>Remaining capacity equals allowable load minus design load</w:t>
+      </w:r>
+    </w:p>
+    <w:p>
+      <w:r>
+        <w:t>{{LOADRESERVEFORMULA}}</w:t>
+      </w:r>
+    </w:p>
+    <w:p>
+      <w:r>
+        <w:t>Remaining capacity {{LOADRESERVEPERCENT}}. Maximum allowable span within the curve range {{MAXALLOWABLESPAN}}.</w:t>
+      </w:r>
+    </w:p>
+    <w:p>
+      <w:r>
+        <w:t>{{LOADVERIFICATION}}</w:t>
+      </w:r>
+    </w:p>
+    <w:p>
+      <w:r>
+        <w:t>The load conclusion applies to the specified distributed load and curve only. It does not establish the capacity of brackets, fixings or anchors, or verify concentrated loads.</w:t>
       </w:r>
     </w:p>
     <w:p>
       <w:pPr>
         <w:pStyle w:val="Heading1"/>
+        <w:pageBreakBefore/>
       </w:pPr>
       <w:r>
-        <w:lastRenderedPageBreak/>
-        <w:t>Free space</w:t>
-      </w:r>
-      <w:r>
-        <w:t xml:space="preserve"> calculations:</w:t>
+        <w:t>Manufacturer load curve</w:t>
+      </w:r>
+    </w:p>
+    <w:p>
+      <w:r>
+        <w:t>{{DIAGRAMTRAYPIC}}</w:t>
       </w:r>
     </w:p>
     <w:p>
       <w:pPr>
-        <w:ind w:firstLine="720"/>
+        <w:pStyle w:val="Caption"/>
       </w:pPr>
       <w:r>
-        <w:t>All trays “</w:t>
-      </w:r>
-      <w:r>
-        <w:t>TRAYTYPE</w:t>
-      </w:r>
-      <w:r>
-        <w:t xml:space="preserve">” type are ladder type trays. </w:t>
-      </w:r>
-      <w:r>
-        <w:t>R</w:t>
-      </w:r>
-      <w:r>
-        <w:t xml:space="preserve">ung </w:t>
-      </w:r>
-      <w:r>
-        <w:t>height is</w:t>
-      </w:r>
-      <w:r>
-        <w:t xml:space="preserve"> </w:t>
-      </w:r>
-      <w:r>
-        <w:t>RUNGHEIGHT</w:t>
-      </w:r>
-      <w:r>
-        <w:t>,</w:t>
-      </w:r>
-      <w:r>
-        <w:t xml:space="preserve"> </w:t>
-      </w:r>
-      <w:r>
-        <w:t>with continuously perforated side rails, with riveted, upwardly open rungs made of C-profiles</w:t>
-      </w:r>
-      <w:r>
-        <w:t xml:space="preserve">. </w:t>
-      </w:r>
-    </w:p>
-    <w:p>
-      <w:pPr>
-        <w:jc w:val="center"/>
-      </w:pPr>
-      <w:r>
-        <w:t>TRAYPICTURE</w:t>
-      </w:r>
-    </w:p>
-    <w:p>
-      <w:pPr>
-        <w:jc w:val="center"/>
-        <w:rPr>
-          <w:sz w:val="16"/>
-          <w:szCs w:val="16"/>
-        </w:rPr>
-      </w:pPr>
-      <w:r>
-        <w:rPr>
-          <w:sz w:val="16"/>
-          <w:szCs w:val="16"/>
-        </w:rPr>
-        <w:t>Picture 2. – Cable tray type overview.</w:t>
-      </w:r>
-    </w:p>
-    <w:p>
-      <w:pPr>
-        <w:ind w:firstLine="720"/>
-      </w:pPr>
-      <w:r>
-        <w:t>Tray board height is TRAYHEIGHT, but the C-profiles occupy a part of the volume space. So, the useful height for the tray is USEFULTRAY. The free space on the cable tray is considered to be the not occupied from cables part on the bottom of the tray, calculated between the cables bundles laid on the side and the opposite tray board or</w:t>
-      </w:r>
-      <w:r>
-        <w:rPr>
-          <w:lang w:val="bg-BG"/>
-        </w:rPr>
-        <w:t xml:space="preserve"> </w:t>
-      </w:r>
-      <w:r>
-        <w:t>the free space between the cables bundles laid on the both sides of the tray for LV and Instrumentation and Control type of trays.</w:t>
+        <w:t>Figure 1  Manufacturer load curve with selected span and design load</w:t>
+      </w:r>
+    </w:p>
+    <w:p>
+      <w:r>
+        <w:t>{{LOADSTATUS}}</w:t>
       </w:r>
     </w:p>
     <w:p>
       <w:pPr>
         <w:pStyle w:val="Heading1"/>
+        <w:pageBreakBefore w:val="0"/>
       </w:pPr>
       <w:r>
-        <w:t>Space occupied by cables:</w:t>
-      </w:r>
-    </w:p>
+        <w:t>Installation width assessment</w:t>
+      </w:r>
+    </w:p>
+    <w:p>
+      <w:r>
+        <w:t>Free space is assessed as available tray width, using the actual bundle arrangement and spacing calculated on the Tray details page. It is not a cable cross-sectional area or volume calculation.</w:t>
+      </w:r>
+    </w:p>
+    <w:tbl>
+      <w:tblPr>
+        <w:tblStyle w:val="ReportTable"/>
+        <w:tblW w:type="auto" w:w="0"/>
+        <w:tblLayout w:type="fixed"/>
+        <w:tblLook w:firstColumn="1" w:firstRow="1" w:lastColumn="0" w:lastRow="0" w:noHBand="0" w:noVBand="1" w:val="04A0"/>
+      </w:tblPr>
+      <w:tblGrid>
+        <w:gridCol w:w="3628"/>
+        <w:gridCol w:w="5783"/>
+      </w:tblGrid>
+      <w:tr>
+        <w:trPr>
+          <w:cantSplit/>
+        </w:trPr>
+        <w:tc>
+          <w:tcPr>
+            <w:tcW w:type="dxa" w:w="3628"/>
+            <w:tcMar>
+              <w:top w:w="85" w:type="dxa"/>
+              <w:bottom w:w="85" w:type="dxa"/>
+              <w:left w:w="85" w:type="dxa"/>
+              <w:right w:w="85" w:type="dxa"/>
+            </w:tcMar>
+            <w:shd w:fill="F1F4F7"/>
+          </w:tcPr>
+          <w:p>
+            <w:pPr>
+              <w:spacing w:after="0" w:line="252" w:lineRule="auto"/>
+            </w:pPr>
+            <w:r>
+              <w:rPr>
+                <w:b/>
+              </w:rPr>
+              <w:t>Tray width</w:t>
+            </w:r>
+          </w:p>
+        </w:tc>
+        <w:tc>
+          <w:tcPr>
+            <w:tcW w:type="dxa" w:w="5783"/>
+            <w:tcMar>
+              <w:top w:w="85" w:type="dxa"/>
+              <w:bottom w:w="85" w:type="dxa"/>
+              <w:left w:w="85" w:type="dxa"/>
+              <w:right w:w="85" w:type="dxa"/>
+            </w:tcMar>
+            <w:shd w:fill="F1F4F7"/>
+          </w:tcPr>
+          <w:p>
+            <w:pPr>
+              <w:spacing w:after="0" w:line="252" w:lineRule="auto"/>
+            </w:pPr>
+            <w:r>
+              <w:t>{{TRAYWIDTH}}</w:t>
+            </w:r>
+          </w:p>
+        </w:tc>
+      </w:tr>
+      <w:tr>
+        <w:trPr>
+          <w:cantSplit/>
+        </w:trPr>
+        <w:tc>
+          <w:tcPr>
+            <w:tcW w:type="dxa" w:w="3628"/>
+            <w:tcMar>
+              <w:top w:w="85" w:type="dxa"/>
+              <w:bottom w:w="85" w:type="dxa"/>
+              <w:left w:w="85" w:type="dxa"/>
+              <w:right w:w="85" w:type="dxa"/>
+            </w:tcMar>
+          </w:tcPr>
+          <w:p>
+            <w:pPr>
+              <w:spacing w:after="0" w:line="252" w:lineRule="auto"/>
+            </w:pPr>
+            <w:r>
+              <w:rPr>
+                <w:b/>
+              </w:rPr>
+              <w:t>Occupied layout width</w:t>
+            </w:r>
+          </w:p>
+        </w:tc>
+        <w:tc>
+          <w:tcPr>
+            <w:tcW w:type="dxa" w:w="5783"/>
+            <w:tcMar>
+              <w:top w:w="85" w:type="dxa"/>
+              <w:bottom w:w="85" w:type="dxa"/>
+              <w:left w:w="85" w:type="dxa"/>
+              <w:right w:w="85" w:type="dxa"/>
+            </w:tcMar>
+          </w:tcPr>
+          <w:p>
+            <w:pPr>
+              <w:spacing w:after="0" w:line="252" w:lineRule="auto"/>
+            </w:pPr>
+            <w:r>
+              <w:t>{{DIAMETERSSUM}}</w:t>
+            </w:r>
+          </w:p>
+        </w:tc>
+      </w:tr>
+      <w:tr>
+        <w:trPr>
+          <w:cantSplit/>
+        </w:trPr>
+        <w:tc>
+          <w:tcPr>
+            <w:tcW w:type="dxa" w:w="3628"/>
+            <w:tcMar>
+              <w:top w:w="85" w:type="dxa"/>
+              <w:bottom w:w="85" w:type="dxa"/>
+              <w:left w:w="85" w:type="dxa"/>
+              <w:right w:w="85" w:type="dxa"/>
+            </w:tcMar>
+            <w:shd w:fill="F1F4F7"/>
+          </w:tcPr>
+          <w:p>
+            <w:pPr>
+              <w:spacing w:after="0" w:line="252" w:lineRule="auto"/>
+            </w:pPr>
+            <w:r>
+              <w:rPr>
+                <w:b/>
+              </w:rPr>
+              <w:t>Cable spacing</w:t>
+            </w:r>
+          </w:p>
+        </w:tc>
+        <w:tc>
+          <w:tcPr>
+            <w:tcW w:type="dxa" w:w="5783"/>
+            <w:tcMar>
+              <w:top w:w="85" w:type="dxa"/>
+              <w:bottom w:w="85" w:type="dxa"/>
+              <w:left w:w="85" w:type="dxa"/>
+              <w:right w:w="85" w:type="dxa"/>
+            </w:tcMar>
+            <w:shd w:fill="F1F4F7"/>
+          </w:tcPr>
+          <w:p>
+            <w:pPr>
+              <w:spacing w:after="0" w:line="252" w:lineRule="auto"/>
+            </w:pPr>
+            <w:r>
+              <w:t>{{CABLESPACING}}</w:t>
+            </w:r>
+          </w:p>
+        </w:tc>
+      </w:tr>
+      <w:tr>
+        <w:trPr>
+          <w:cantSplit/>
+        </w:trPr>
+        <w:tc>
+          <w:tcPr>
+            <w:tcW w:type="dxa" w:w="3628"/>
+            <w:tcMar>
+              <w:top w:w="85" w:type="dxa"/>
+              <w:bottom w:w="85" w:type="dxa"/>
+              <w:left w:w="85" w:type="dxa"/>
+              <w:right w:w="85" w:type="dxa"/>
+            </w:tcMar>
+          </w:tcPr>
+          <w:p>
+            <w:pPr>
+              <w:spacing w:after="0" w:line="252" w:lineRule="auto"/>
+            </w:pPr>
+            <w:r>
+              <w:rPr>
+                <w:b/>
+              </w:rPr>
+              <w:t>Bundle spacing counted as free</w:t>
+            </w:r>
+          </w:p>
+        </w:tc>
+        <w:tc>
+          <w:tcPr>
+            <w:tcW w:type="dxa" w:w="5783"/>
+            <w:tcMar>
+              <w:top w:w="85" w:type="dxa"/>
+              <w:bottom w:w="85" w:type="dxa"/>
+              <w:left w:w="85" w:type="dxa"/>
+              <w:right w:w="85" w:type="dxa"/>
+            </w:tcMar>
+          </w:tcPr>
+          <w:p>
+            <w:pPr>
+              <w:spacing w:after="0" w:line="252" w:lineRule="auto"/>
+            </w:pPr>
+            <w:r>
+              <w:t>{{BUNDLESPACINGFREE}}</w:t>
+            </w:r>
+          </w:p>
+        </w:tc>
+      </w:tr>
+      <w:tr>
+        <w:trPr>
+          <w:cantSplit/>
+        </w:trPr>
+        <w:tc>
+          <w:tcPr>
+            <w:tcW w:type="dxa" w:w="3628"/>
+            <w:tcMar>
+              <w:top w:w="85" w:type="dxa"/>
+              <w:bottom w:w="85" w:type="dxa"/>
+              <w:left w:w="85" w:type="dxa"/>
+              <w:right w:w="85" w:type="dxa"/>
+            </w:tcMar>
+            <w:shd w:fill="F1F4F7"/>
+          </w:tcPr>
+          <w:p>
+            <w:pPr>
+              <w:spacing w:after="0" w:line="252" w:lineRule="auto"/>
+            </w:pPr>
+            <w:r>
+              <w:rPr>
+                <w:b/>
+              </w:rPr>
+              <w:t>Project minimum free width</w:t>
+            </w:r>
+          </w:p>
+        </w:tc>
+        <w:tc>
+          <w:tcPr>
+            <w:tcW w:type="dxa" w:w="5783"/>
+            <w:tcMar>
+              <w:top w:w="85" w:type="dxa"/>
+              <w:bottom w:w="85" w:type="dxa"/>
+              <w:left w:w="85" w:type="dxa"/>
+              <w:right w:w="85" w:type="dxa"/>
+            </w:tcMar>
+            <w:shd w:fill="F1F4F7"/>
+          </w:tcPr>
+          <w:p>
+            <w:pPr>
+              <w:spacing w:after="0" w:line="252" w:lineRule="auto"/>
+            </w:pPr>
+            <w:r>
+              <w:t>{{MINFREEWIDTH}}</w:t>
+            </w:r>
+          </w:p>
+        </w:tc>
+      </w:tr>
+      <w:tr>
+        <w:trPr>
+          <w:cantSplit/>
+        </w:trPr>
+        <w:tc>
+          <w:tcPr>
+            <w:tcW w:type="dxa" w:w="3628"/>
+            <w:tcMar>
+              <w:top w:w="85" w:type="dxa"/>
+              <w:bottom w:w="85" w:type="dxa"/>
+              <w:left w:w="85" w:type="dxa"/>
+              <w:right w:w="85" w:type="dxa"/>
+            </w:tcMar>
+          </w:tcPr>
+          <w:p>
+            <w:pPr>
+              <w:spacing w:after="0" w:line="252" w:lineRule="auto"/>
+            </w:pPr>
+            <w:r>
+              <w:rPr>
+                <w:b/>
+              </w:rPr>
+              <w:t>Project maximum free width</w:t>
+            </w:r>
+          </w:p>
+        </w:tc>
+        <w:tc>
+          <w:tcPr>
+            <w:tcW w:type="dxa" w:w="5783"/>
+            <w:tcMar>
+              <w:top w:w="85" w:type="dxa"/>
+              <w:bottom w:w="85" w:type="dxa"/>
+              <w:left w:w="85" w:type="dxa"/>
+              <w:right w:w="85" w:type="dxa"/>
+            </w:tcMar>
+          </w:tcPr>
+          <w:p>
+            <w:pPr>
+              <w:spacing w:after="0" w:line="252" w:lineRule="auto"/>
+            </w:pPr>
+            <w:r>
+              <w:t>{{MAXFREEWIDTH}}</w:t>
+            </w:r>
+          </w:p>
+        </w:tc>
+      </w:tr>
+    </w:tbl>
     <w:p>
       <w:pPr>
-        <w:ind w:firstLine="720"/>
+        <w:spacing w:after="40" w:line="20" w:lineRule="exact"/>
       </w:pPr>
       <w:r>
-        <w:t>The occupied space by the cables can be calculated by the sum of the diameters of the cables on the bottom of the tray with an additional spacing of CABLESPACING between the cables for cable ties:</w:t>
+        <w:rPr>
+          <w:sz w:val="2"/>
+        </w:rPr>
       </w:r>
     </w:p>
     <w:p>
       <w:pPr>
-        <w:jc w:val="center"/>
+        <w:pStyle w:val="Heading2"/>
       </w:pPr>
       <w:r>
-        <w:t>Total sum cables of diameters: (Diameter1 + Diameter2 + ... + DiameterN) + (N - 1) * CABLESPACING = DIAMETERSSUM</w:t>
+        <w:t>Free width calculation</w:t>
+      </w:r>
+    </w:p>
+    <w:p>
+      <w:r>
+        <w:t>{{FREESPACE}}</w:t>
+      </w:r>
+    </w:p>
+    <w:p>
+      <w:r>
+        <w:t>{{FREEWIDTHVERIFICATION}}</w:t>
       </w:r>
     </w:p>
     <w:p>
       <w:pPr>
         <w:pStyle w:val="Heading1"/>
+        <w:pageBreakBefore/>
       </w:pPr>
       <w:r>
-        <w:t>Cable tray free space:</w:t>
+        <w:t>Tray geometry and cable layout</w:t>
       </w:r>
     </w:p>
     <w:p>
       <w:pPr>
-        <w:ind w:firstLine="720"/>
+        <w:pStyle w:val="Heading2"/>
       </w:pPr>
       <w:r>
-        <w:t>The percentage of free width is calculated by subtracting the total sum of cables diameters from the cable tray width, then divided by the cable tray width and converted to percentages:</w:t>
+        <w:t>Tray geometry</w:t>
+      </w:r>
+    </w:p>
+    <w:p>
+      <w:r>
+        <w:t>{{TRAYPICTURE}}</w:t>
       </w:r>
     </w:p>
     <w:p>
       <w:pPr>
-        <w:jc w:val="center"/>
+        <w:pStyle w:val="Caption"/>
       </w:pPr>
       <w:r>
-        <w:t>Percentage of free width: ((TRAYWIDTH - DIAMETERSSUM) / TRAYWIDTH) * 100 = FREESPACE</w:t>
-      </w:r>
+        <w:t>Figure 2  Selected tray type illustration</w:t>
+      </w:r>
+    </w:p>
+    <w:tbl>
+      <w:tblPr>
+        <w:tblStyle w:val="ReportTable"/>
+        <w:tblW w:type="auto" w:w="0"/>
+        <w:tblLayout w:type="fixed"/>
+        <w:tblLook w:firstColumn="1" w:firstRow="1" w:lastColumn="0" w:lastRow="0" w:noHBand="0" w:noVBand="1" w:val="04A0"/>
+      </w:tblPr>
+      <w:tblGrid>
+        <w:gridCol w:w="3628"/>
+        <w:gridCol w:w="5783"/>
+      </w:tblGrid>
+      <w:tr>
+        <w:trPr>
+          <w:cantSplit/>
+        </w:trPr>
+        <w:tc>
+          <w:tcPr>
+            <w:tcW w:type="dxa" w:w="3628"/>
+            <w:tcMar>
+              <w:top w:w="85" w:type="dxa"/>
+              <w:bottom w:w="85" w:type="dxa"/>
+              <w:left w:w="85" w:type="dxa"/>
+              <w:right w:w="85" w:type="dxa"/>
+            </w:tcMar>
+            <w:shd w:fill="F1F4F7"/>
+          </w:tcPr>
+          <w:p>
+            <w:pPr>
+              <w:spacing w:after="0" w:line="252" w:lineRule="auto"/>
+            </w:pPr>
+            <w:r>
+              <w:rPr>
+                <w:b/>
+              </w:rPr>
+              <w:t>Tray overall height</w:t>
+            </w:r>
+          </w:p>
+        </w:tc>
+        <w:tc>
+          <w:tcPr>
+            <w:tcW w:type="dxa" w:w="5783"/>
+            <w:tcMar>
+              <w:top w:w="85" w:type="dxa"/>
+              <w:bottom w:w="85" w:type="dxa"/>
+              <w:left w:w="85" w:type="dxa"/>
+              <w:right w:w="85" w:type="dxa"/>
+            </w:tcMar>
+            <w:shd w:fill="F1F4F7"/>
+          </w:tcPr>
+          <w:p>
+            <w:pPr>
+              <w:spacing w:after="0" w:line="252" w:lineRule="auto"/>
+            </w:pPr>
+            <w:r>
+              <w:t>{{TRAYHEIGHT}}</w:t>
+            </w:r>
+          </w:p>
+        </w:tc>
+      </w:tr>
+      <w:tr>
+        <w:trPr>
+          <w:cantSplit/>
+        </w:trPr>
+        <w:tc>
+          <w:tcPr>
+            <w:tcW w:type="dxa" w:w="3628"/>
+            <w:tcMar>
+              <w:top w:w="85" w:type="dxa"/>
+              <w:bottom w:w="85" w:type="dxa"/>
+              <w:left w:w="85" w:type="dxa"/>
+              <w:right w:w="85" w:type="dxa"/>
+            </w:tcMar>
+          </w:tcPr>
+          <w:p>
+            <w:pPr>
+              <w:spacing w:after="0" w:line="252" w:lineRule="auto"/>
+            </w:pPr>
+            <w:r>
+              <w:rPr>
+                <w:b/>
+              </w:rPr>
+              <w:t>Rung height</w:t>
+            </w:r>
+          </w:p>
+        </w:tc>
+        <w:tc>
+          <w:tcPr>
+            <w:tcW w:type="dxa" w:w="5783"/>
+            <w:tcMar>
+              <w:top w:w="85" w:type="dxa"/>
+              <w:bottom w:w="85" w:type="dxa"/>
+              <w:left w:w="85" w:type="dxa"/>
+              <w:right w:w="85" w:type="dxa"/>
+            </w:tcMar>
+          </w:tcPr>
+          <w:p>
+            <w:pPr>
+              <w:spacing w:after="0" w:line="252" w:lineRule="auto"/>
+            </w:pPr>
+            <w:r>
+              <w:t>{{RUNGHEIGHT}}</w:t>
+            </w:r>
+          </w:p>
+        </w:tc>
+      </w:tr>
+      <w:tr>
+        <w:trPr>
+          <w:cantSplit/>
+        </w:trPr>
+        <w:tc>
+          <w:tcPr>
+            <w:tcW w:type="dxa" w:w="3628"/>
+            <w:tcMar>
+              <w:top w:w="85" w:type="dxa"/>
+              <w:bottom w:w="85" w:type="dxa"/>
+              <w:left w:w="85" w:type="dxa"/>
+              <w:right w:w="85" w:type="dxa"/>
+            </w:tcMar>
+            <w:shd w:fill="F1F4F7"/>
+          </w:tcPr>
+          <w:p>
+            <w:pPr>
+              <w:spacing w:after="0" w:line="252" w:lineRule="auto"/>
+            </w:pPr>
+            <w:r>
+              <w:rPr>
+                <w:b/>
+              </w:rPr>
+              <w:t>Useful height</w:t>
+            </w:r>
+          </w:p>
+        </w:tc>
+        <w:tc>
+          <w:tcPr>
+            <w:tcW w:type="dxa" w:w="5783"/>
+            <w:tcMar>
+              <w:top w:w="85" w:type="dxa"/>
+              <w:bottom w:w="85" w:type="dxa"/>
+              <w:left w:w="85" w:type="dxa"/>
+              <w:right w:w="85" w:type="dxa"/>
+            </w:tcMar>
+            <w:shd w:fill="F1F4F7"/>
+          </w:tcPr>
+          <w:p>
+            <w:pPr>
+              <w:spacing w:after="0" w:line="252" w:lineRule="auto"/>
+            </w:pPr>
+            <w:r>
+              <w:t>{{USEFULTRAY}}</w:t>
+            </w:r>
+          </w:p>
+        </w:tc>
+      </w:tr>
+    </w:tbl>
+    <w:p>
+      <w:pPr>
+        <w:spacing w:after="40" w:line="20" w:lineRule="exact"/>
+      </w:pPr>
       <w:r>
         <w:rPr>
-          <w:noProof/>
+          <w:sz w:val="2"/>
         </w:rPr>
-        <w:drawing>
-          <wp:inline distT="0" distB="0" distL="0" distR="0" wp14:anchorId="04A3315C" wp14:editId="3E1B1FCC">
-            <wp:extent cx="0" cy="0"/>
-            <wp:effectExtent l="0" t="0" r="0" b="0"/>
-            <wp:docPr id="1518425109" name="Picture 2" descr="A diagram of a diagram of a cell&#10;&#10;Description automatically generated with medium confidence"/>
-            <wp:cNvGraphicFramePr>
-              <a:graphicFrameLocks xmlns:a="http://schemas.openxmlformats.org/drawingml/2006/main"/>
-            </wp:cNvGraphicFramePr>
-            <a:graphic xmlns:a="http://schemas.openxmlformats.org/drawingml/2006/main">
-              <a:graphicData uri="http://schemas.openxmlformats.org/drawingml/2006/picture">
-                <pic:pic xmlns:pic="http://schemas.openxmlformats.org/drawingml/2006/picture">
-                  <pic:nvPicPr>
-                    <pic:cNvPr id="1518425109" name="Picture 2" descr="A diagram of a diagram of a cell&#10;&#10;Description automatically generated with medium confidence"/>
-                    <pic:cNvPicPr preferRelativeResize="0">
-                      <a:picLocks noChangeAspect="1" noChangeArrowheads="1"/>
-                    </pic:cNvPicPr>
-                  </pic:nvPicPr>
-                  <pic:blipFill>
-                    <a:blip r:embed="rId7" cstate="print">
-                      <a:extLst>
-                        <a:ext uri="{28A0092B-C50C-407E-A947-70E740481C1C}">
-                          <a14:useLocalDpi xmlns:a14="http://schemas.microsoft.com/office/drawing/2010/main" val="0"/>
-                        </a:ext>
-                      </a:extLst>
-                    </a:blip>
-                    <a:srcRect/>
-                    <a:stretch>
-                      <a:fillRect/>
-                    </a:stretch>
-                  </pic:blipFill>
-                  <pic:spPr bwMode="auto">
-                    <a:xfrm>
-                      <a:off x="0" y="0"/>
-                      <a:ext cx="0" cy="0"/>
-                    </a:xfrm>
-                    <a:prstGeom prst="rect">
-                      <a:avLst/>
-                    </a:prstGeom>
-                    <a:noFill/>
-                    <a:ln>
-                      <a:noFill/>
-                    </a:ln>
-                  </pic:spPr>
-                </pic:pic>
-              </a:graphicData>
-            </a:graphic>
-          </wp:inline>
-        </w:drawing>
+      </w:r>
+    </w:p>
+    <w:p>
+      <w:r>
+        <w:t>Where rung geometry is defined, useful height equals tray overall height minus rung height. The layout assessment uses the configured bundles and tray dimensions.</w:t>
       </w:r>
     </w:p>
     <w:p>
       <w:pPr>
-        <w:ind w:firstLine="720"/>
-        <w:rPr>
-          <w:sz w:val="16"/>
-          <w:szCs w:val="16"/>
-        </w:rPr>
+        <w:pStyle w:val="Heading2"/>
       </w:pPr>
       <w:r>
-        <w:rPr>
-          <w:sz w:val="16"/>
-          <w:szCs w:val="16"/>
-        </w:rPr>
-        <w:br w:type="page"/>
+        <w:t>Cable schedule</w:t>
+      </w:r>
+    </w:p>
+    <w:p>
+      <w:r>
+        <w:t>The following cables are routed through this tray. Unit masses are used in the distributed load calculation.</w:t>
+      </w:r>
+    </w:p>
+    <w:p>
+      <w:r>
+        <w:t>{{CABLESTABLE}}</w:t>
       </w:r>
     </w:p>
     <w:p>
       <w:pPr>
-        <w:jc w:val="center"/>
+        <w:pStyle w:val="Heading1"/>
+        <w:pageBreakBefore/>
       </w:pPr>
       <w:r>
-        <w:lastRenderedPageBreak/>
-        <w:t>FILLPICTURE</w:t>
+        <w:t>Cable laying concept</w:t>
+      </w:r>
+    </w:p>
+    <w:p>
+      <w:r>
+        <w:t>{{FILLPICTURE}}</w:t>
+      </w:r>
+    </w:p>
+    <w:p>
+      <w:pPr>
+        <w:pStyle w:val="Caption"/>
+      </w:pPr>
+      <w:r>
+        <w:t>Figure 3  Cable bundle arrangement for the selected tray</w:t>
       </w:r>
     </w:p>
     <w:sectPr>
       <w:headerReference w:type="default" r:id="rId8"/>
       <w:footerReference w:type="default" r:id="rId9"/>
       <w:pgSz w:w="11906" w:h="16838" w:code="9"/>
-      <w:pgMar w:top="1440" w:right="1080" w:bottom="1440" w:left="1080" w:header="576" w:footer="288" w:gutter="0"/>
+      <w:pgMar w:top="1020" w:right="1247" w:bottom="1020" w:left="1247" w:header="454" w:footer="454" w:gutter="0"/>
       <w:pgBorders w:offsetFrom="page">
         <w:top w:val="single" w:sz="4" w:space="24" w:color="auto"/>
         <w:left w:val="single" w:sz="4" w:space="24" w:color="auto"/>
@@ -823,7 +2441,7 @@
 </w:document>
 </file>
 
-<file path=word\endnotes.xml><?xml version="1.0" encoding="utf-8"?>
+<file path=word/endnotes.xml><?xml version="1.0" encoding="utf-8"?>
 <w:endnotes xmlns:wpc="http://schemas.microsoft.com/office/word/2010/wordprocessingCanvas" xmlns:cx="http://schemas.microsoft.com/office/drawing/2014/chartex" xmlns:cx1="http://schemas.microsoft.com/office/drawing/2015/9/8/chartex" xmlns:cx2="http://schemas.microsoft.com/office/drawing/2015/10/21/chartex" xmlns:cx3="http://schemas.microsoft.com/office/drawing/2016/5/9/chartex" xmlns:cx4="http://schemas.microsoft.com/office/drawing/2016/5/10/chartex" xmlns:cx5="http://schemas.microsoft.com/office/drawing/2016/5/11/chartex" xmlns:cx6="http://schemas.microsoft.com/office/drawing/2016/5/12/chartex" xmlns:cx7="http://schemas.microsoft.com/office/drawing/2016/5/13/chartex" xmlns:cx8="http://schemas.microsoft.com/office/drawing/2016/5/14/chartex" xmlns:mc="http://schemas.openxmlformats.org/markup-compatibility/2006" xmlns:aink="http://schemas.microsoft.com/office/drawing/2016/ink" xmlns:am3d="http://schemas.microsoft.com/office/drawing/2017/model3d" xmlns:o="urn:schemas-microsoft-com:office:office" xmlns:oel="http://schemas.microsoft.com/office/2019/extlst" xmlns:r="http://schemas.openxmlformats.org/officeDocument/2006/relationships" xmlns:m="http://schemas.openxmlformats.org/officeDocument/2006/math" xmlns:v="urn:schemas-microsoft-com:vml" xmlns:wp14="http://schemas.microsoft.com/office/word/2010/wordprocessingDrawing" xmlns:wp="http://schemas.openxmlformats.org/drawingml/2006/wordprocessingDrawing" xmlns:w10="urn:schemas-microsoft-com:office:word" xmlns:w="http://schemas.openxmlformats.org/wordprocessingml/2006/main" xmlns:w14="http://schemas.microsoft.com/office/word/2010/wordml" xmlns:w15="http://schemas.microsoft.com/office/word/2012/wordml" xmlns:w16cex="http://schemas.microsoft.com/office/word/2018/wordml/cex" xmlns:w16cid="http://schemas.microsoft.com/office/word/2016/wordml/cid" xmlns:w16="http://schemas.microsoft.com/office/word/2018/wordml" xmlns:w16du="http://schemas.microsoft.com/office/word/2023/wordml/word16du" xmlns:w16sdtdh="http://schemas.microsoft.com/office/word/2020/wordml/sdtdatahash" xmlns:w16se="http://schemas.microsoft.com/office/word/2015/wordml/symex" xmlns:wpg="http://schemas.microsoft.com/office/word/2010/wordprocessingGroup" xmlns:wpi="http://schemas.microsoft.com/office/word/2010/wordprocessingInk" xmlns:wne="http://schemas.microsoft.com/office/word/2006/wordml" xmlns:wps="http://schemas.microsoft.com/office/word/2010/wordprocessingShape" mc:Ignorable="w14 w15 w16se w16cid w16 w16cex w16sdtdh w16du wp14">
   <w:endnote w:type="separator" w:id="-1">
     <w:p>
@@ -848,31 +2466,7 @@
 </w:endnotes>
 </file>
 
-<file path=word\fontTable.xml><?xml version="1.0" encoding="utf-8"?>
-<w:fonts xmlns:mc="http://schemas.openxmlformats.org/markup-compatibility/2006" xmlns:r="http://schemas.openxmlformats.org/officeDocument/2006/relationships" xmlns:w="http://schemas.openxmlformats.org/wordprocessingml/2006/main" xmlns:w14="http://schemas.microsoft.com/office/word/2010/wordml" xmlns:w15="http://schemas.microsoft.com/office/word/2012/wordml" xmlns:w16cex="http://schemas.microsoft.com/office/word/2018/wordml/cex" xmlns:w16cid="http://schemas.microsoft.com/office/word/2016/wordml/cid" xmlns:w16="http://schemas.microsoft.com/office/word/2018/wordml" xmlns:w16du="http://schemas.microsoft.com/office/word/2023/wordml/word16du" xmlns:w16sdtdh="http://schemas.microsoft.com/office/word/2020/wordml/sdtdatahash" xmlns:w16se="http://schemas.microsoft.com/office/word/2015/wordml/symex" mc:Ignorable="w14 w15 w16se w16cid w16 w16cex w16sdtdh w16du">
-  <w:font w:name="Aptos">
-    <w:charset w:val="00"/>
-    <w:family w:val="swiss"/>
-    <w:pitch w:val="variable"/>
-    <w:sig w:usb0="20000287" w:usb1="00000003" w:usb2="00000000" w:usb3="00000000" w:csb0="0000019F" w:csb1="00000000"/>
-  </w:font>
-  <w:font w:name="Times New Roman">
-    <w:panose1 w:val="02020603050405020304"/>
-    <w:charset w:val="00"/>
-    <w:family w:val="roman"/>
-    <w:pitch w:val="variable"/>
-    <w:sig w:usb0="E0002EFF" w:usb1="C000785B" w:usb2="00000009" w:usb3="00000000" w:csb0="000001FF" w:csb1="00000000"/>
-  </w:font>
-  <w:font w:name="Aptos Display">
-    <w:charset w:val="00"/>
-    <w:family w:val="swiss"/>
-    <w:pitch w:val="variable"/>
-    <w:sig w:usb0="20000287" w:usb1="00000003" w:usb2="00000000" w:usb3="00000000" w:csb0="0000019F" w:csb1="00000000"/>
-  </w:font>
-</w:fonts>
-</file>
-
-<file path=word\footer1.xml><?xml version="1.0" encoding="utf-8"?>
+<file path=word/footer1.xml><?xml version="1.0" encoding="utf-8"?>
 <w:ftr xmlns:wpc="http://schemas.microsoft.com/office/word/2010/wordprocessingCanvas" xmlns:cx="http://schemas.microsoft.com/office/drawing/2014/chartex" xmlns:cx1="http://schemas.microsoft.com/office/drawing/2015/9/8/chartex" xmlns:cx2="http://schemas.microsoft.com/office/drawing/2015/10/21/chartex" xmlns:cx3="http://schemas.microsoft.com/office/drawing/2016/5/9/chartex" xmlns:cx4="http://schemas.microsoft.com/office/drawing/2016/5/10/chartex" xmlns:cx5="http://schemas.microsoft.com/office/drawing/2016/5/11/chartex" xmlns:cx6="http://schemas.microsoft.com/office/drawing/2016/5/12/chartex" xmlns:cx7="http://schemas.microsoft.com/office/drawing/2016/5/13/chartex" xmlns:cx8="http://schemas.microsoft.com/office/drawing/2016/5/14/chartex" xmlns:mc="http://schemas.openxmlformats.org/markup-compatibility/2006" xmlns:aink="http://schemas.microsoft.com/office/drawing/2016/ink" xmlns:am3d="http://schemas.microsoft.com/office/drawing/2017/model3d" xmlns:o="urn:schemas-microsoft-com:office:office" xmlns:oel="http://schemas.microsoft.com/office/2019/extlst" xmlns:r="http://schemas.openxmlformats.org/officeDocument/2006/relationships" xmlns:m="http://schemas.openxmlformats.org/officeDocument/2006/math" xmlns:v="urn:schemas-microsoft-com:vml" xmlns:wp14="http://schemas.microsoft.com/office/word/2010/wordprocessingDrawing" xmlns:wp="http://schemas.openxmlformats.org/drawingml/2006/wordprocessingDrawing" xmlns:w10="urn:schemas-microsoft-com:office:word" xmlns:w="http://schemas.openxmlformats.org/wordprocessingml/2006/main" xmlns:w14="http://schemas.microsoft.com/office/word/2010/wordml" xmlns:w15="http://schemas.microsoft.com/office/word/2012/wordml" xmlns:w16cex="http://schemas.microsoft.com/office/word/2018/wordml/cex" xmlns:w16cid="http://schemas.microsoft.com/office/word/2016/wordml/cid" xmlns:w16="http://schemas.microsoft.com/office/word/2018/wordml" xmlns:w16du="http://schemas.microsoft.com/office/word/2023/wordml/word16du" xmlns:w16sdtdh="http://schemas.microsoft.com/office/word/2020/wordml/sdtdatahash" xmlns:w16se="http://schemas.microsoft.com/office/word/2015/wordml/symex" xmlns:wpg="http://schemas.microsoft.com/office/word/2010/wordprocessingGroup" xmlns:wpi="http://schemas.microsoft.com/office/word/2010/wordprocessingInk" xmlns:wne="http://schemas.microsoft.com/office/word/2006/wordml" xmlns:wps="http://schemas.microsoft.com/office/word/2010/wordprocessingShape" mc:Ignorable="w14 w15 w16se w16cid w16 w16cex w16sdtdh w16du wp14">
   <w:tbl>
     <w:tblPr>
@@ -1187,16 +2781,24 @@
       <w:tabs>
         <w:tab w:val="clear" w:pos="4680"/>
       </w:tabs>
+      <w:jc w:val="right"/>
       <w:rPr>
         <w:b/>
         <w:bCs/>
       </w:rPr>
     </w:pPr>
+    <w:r>
+      <w:rPr>
+        <w:sz w:val="18"/>
+      </w:rPr>
+      <w:t xml:space="preserve">Cable tray assessment  |  Page </w:t>
+    </w:r>
+    <w:fldSimple w:instr="PAGE"/>
   </w:p>
 </w:ftr>
 </file>
 
-<file path=word\footnotes.xml><?xml version="1.0" encoding="utf-8"?>
+<file path=word/footnotes.xml><?xml version="1.0" encoding="utf-8"?>
 <w:footnotes xmlns:wpc="http://schemas.microsoft.com/office/word/2010/wordprocessingCanvas" xmlns:cx="http://schemas.microsoft.com/office/drawing/2014/chartex" xmlns:cx1="http://schemas.microsoft.com/office/drawing/2015/9/8/chartex" xmlns:cx2="http://schemas.microsoft.com/office/drawing/2015/10/21/chartex" xmlns:cx3="http://schemas.microsoft.com/office/drawing/2016/5/9/chartex" xmlns:cx4="http://schemas.microsoft.com/office/drawing/2016/5/10/chartex" xmlns:cx5="http://schemas.microsoft.com/office/drawing/2016/5/11/chartex" xmlns:cx6="http://schemas.microsoft.com/office/drawing/2016/5/12/chartex" xmlns:cx7="http://schemas.microsoft.com/office/drawing/2016/5/13/chartex" xmlns:cx8="http://schemas.microsoft.com/office/drawing/2016/5/14/chartex" xmlns:mc="http://schemas.openxmlformats.org/markup-compatibility/2006" xmlns:aink="http://schemas.microsoft.com/office/drawing/2016/ink" xmlns:am3d="http://schemas.microsoft.com/office/drawing/2017/model3d" xmlns:o="urn:schemas-microsoft-com:office:office" xmlns:oel="http://schemas.microsoft.com/office/2019/extlst" xmlns:r="http://schemas.openxmlformats.org/officeDocument/2006/relationships" xmlns:m="http://schemas.openxmlformats.org/officeDocument/2006/math" xmlns:v="urn:schemas-microsoft-com:vml" xmlns:wp14="http://schemas.microsoft.com/office/word/2010/wordprocessingDrawing" xmlns:wp="http://schemas.openxmlformats.org/drawingml/2006/wordprocessingDrawing" xmlns:w10="urn:schemas-microsoft-com:office:word" xmlns:w="http://schemas.openxmlformats.org/wordprocessingml/2006/main" xmlns:w14="http://schemas.microsoft.com/office/word/2010/wordml" xmlns:w15="http://schemas.microsoft.com/office/word/2012/wordml" xmlns:w16cex="http://schemas.microsoft.com/office/word/2018/wordml/cex" xmlns:w16cid="http://schemas.microsoft.com/office/word/2016/wordml/cid" xmlns:w16="http://schemas.microsoft.com/office/word/2018/wordml" xmlns:w16du="http://schemas.microsoft.com/office/word/2023/wordml/word16du" xmlns:w16sdtdh="http://schemas.microsoft.com/office/word/2020/wordml/sdtdatahash" xmlns:w16se="http://schemas.microsoft.com/office/word/2015/wordml/symex" xmlns:wpg="http://schemas.microsoft.com/office/word/2010/wordprocessingGroup" xmlns:wpi="http://schemas.microsoft.com/office/word/2010/wordprocessingInk" xmlns:wne="http://schemas.microsoft.com/office/word/2006/wordml" xmlns:wps="http://schemas.microsoft.com/office/word/2010/wordprocessingShape" mc:Ignorable="w14 w15 w16se w16cid w16 w16cex w16sdtdh w16du wp14">
   <w:footnote w:type="separator" w:id="-1">
     <w:p>
@@ -1221,7 +2823,7 @@
 </w:footnotes>
 </file>
 
-<file path=word\header1.xml><?xml version="1.0" encoding="utf-8"?>
+<file path=word/header1.xml><?xml version="1.0" encoding="utf-8"?>
 <w:hdr xmlns:wpc="http://schemas.microsoft.com/office/word/2010/wordprocessingCanvas" xmlns:cx="http://schemas.microsoft.com/office/drawing/2014/chartex" xmlns:cx1="http://schemas.microsoft.com/office/drawing/2015/9/8/chartex" xmlns:cx2="http://schemas.microsoft.com/office/drawing/2015/10/21/chartex" xmlns:cx3="http://schemas.microsoft.com/office/drawing/2016/5/9/chartex" xmlns:cx4="http://schemas.microsoft.com/office/drawing/2016/5/10/chartex" xmlns:cx5="http://schemas.microsoft.com/office/drawing/2016/5/11/chartex" xmlns:cx6="http://schemas.microsoft.com/office/drawing/2016/5/12/chartex" xmlns:cx7="http://schemas.microsoft.com/office/drawing/2016/5/13/chartex" xmlns:cx8="http://schemas.microsoft.com/office/drawing/2016/5/14/chartex" xmlns:mc="http://schemas.openxmlformats.org/markup-compatibility/2006" xmlns:aink="http://schemas.microsoft.com/office/drawing/2016/ink" xmlns:am3d="http://schemas.microsoft.com/office/drawing/2017/model3d" xmlns:o="urn:schemas-microsoft-com:office:office" xmlns:oel="http://schemas.microsoft.com/office/2019/extlst" xmlns:r="http://schemas.openxmlformats.org/officeDocument/2006/relationships" xmlns:m="http://schemas.openxmlformats.org/officeDocument/2006/math" xmlns:v="urn:schemas-microsoft-com:vml" xmlns:wp14="http://schemas.microsoft.com/office/word/2010/wordprocessingDrawing" xmlns:wp="http://schemas.openxmlformats.org/drawingml/2006/wordprocessingDrawing" xmlns:w10="urn:schemas-microsoft-com:office:word" xmlns:w="http://schemas.openxmlformats.org/wordprocessingml/2006/main" xmlns:w14="http://schemas.microsoft.com/office/word/2010/wordml" xmlns:w15="http://schemas.microsoft.com/office/word/2012/wordml" xmlns:w16cex="http://schemas.microsoft.com/office/word/2018/wordml/cex" xmlns:w16cid="http://schemas.microsoft.com/office/word/2016/wordml/cid" xmlns:w16="http://schemas.microsoft.com/office/word/2018/wordml" xmlns:w16du="http://schemas.microsoft.com/office/word/2023/wordml/word16du" xmlns:w16sdtdh="http://schemas.microsoft.com/office/word/2020/wordml/sdtdatahash" xmlns:w16se="http://schemas.microsoft.com/office/word/2015/wordml/symex" xmlns:wpg="http://schemas.microsoft.com/office/word/2010/wordprocessingGroup" xmlns:wpi="http://schemas.microsoft.com/office/word/2010/wordprocessingInk" xmlns:wne="http://schemas.microsoft.com/office/word/2006/wordml" xmlns:wps="http://schemas.microsoft.com/office/word/2010/wordprocessingShape" mc:Ignorable="w14 w15 w16se w16cid w16 w16cex w16sdtdh w16du wp14">
   <w:p>
     <w:pPr>
@@ -1232,113 +2834,6 @@
       <w:ind w:right="-514" w:hanging="540"/>
       <w:jc w:val="center"/>
     </w:pPr>
-    <w:r>
-      <w:rPr>
-        <w:noProof/>
-      </w:rPr>
-      <w:drawing>
-        <wp:inline distT="0" distB="0" distL="0" distR="0" wp14:anchorId="6A61E26D" wp14:editId="566179B6">
-          <wp:extent cx="1457976" cy="822960"/>
-          <wp:effectExtent l="0" t="0" r="8890" b="0"/>
-          <wp:docPr id="708732719" name="Picture 1" descr="A black and white logo&#10;&#10;Description automatically generated"/>
-          <wp:cNvGraphicFramePr>
-            <a:graphicFrameLocks xmlns:a="http://schemas.openxmlformats.org/drawingml/2006/main" noChangeAspect="1"/>
-          </wp:cNvGraphicFramePr>
-          <a:graphic xmlns:a="http://schemas.openxmlformats.org/drawingml/2006/main">
-            <a:graphicData uri="http://schemas.openxmlformats.org/drawingml/2006/picture">
-              <pic:pic xmlns:pic="http://schemas.openxmlformats.org/drawingml/2006/picture">
-                <pic:nvPicPr>
-                  <pic:cNvPr id="708732719" name="Picture 1" descr="A black and white logo&#10;&#10;Description automatically generated"/>
-                  <pic:cNvPicPr/>
-                </pic:nvPicPr>
-                <pic:blipFill>
-                  <a:blip r:embed="rId1">
-                    <a:extLst>
-                      <a:ext uri="{28A0092B-C50C-407E-A947-70E740481C1C}">
-                        <a14:useLocalDpi xmlns:a14="http://schemas.microsoft.com/office/drawing/2010/main" val="0"/>
-                      </a:ext>
-                    </a:extLst>
-                  </a:blip>
-                  <a:stretch>
-                    <a:fillRect/>
-                  </a:stretch>
-                </pic:blipFill>
-                <pic:spPr>
-                  <a:xfrm>
-                    <a:off x="0" y="0"/>
-                    <a:ext cx="1457976" cy="822960"/>
-                  </a:xfrm>
-                  <a:prstGeom prst="rect">
-                    <a:avLst/>
-                  </a:prstGeom>
-                </pic:spPr>
-              </pic:pic>
-            </a:graphicData>
-          </a:graphic>
-        </wp:inline>
-      </w:drawing>
-    </w:r>
-    <w:r>
-      <w:t xml:space="preserve">   </w:t>
-    </w:r>
-    <w:r>
-      <w:t xml:space="preserve"> </w:t>
-    </w:r>
-    <w:r>
-      <w:t xml:space="preserve">     </w:t>
-    </w:r>
-    <w:r>
-      <w:t xml:space="preserve">  </w:t>
-    </w:r>
-    <w:r>
-      <w:t xml:space="preserve">  </w:t>
-    </w:r>
-    <w:r>
-      <w:rPr>
-        <w:noProof/>
-      </w:rPr>
-      <w:drawing>
-        <wp:inline distT="0" distB="0" distL="0" distR="0" wp14:anchorId="3058F303" wp14:editId="77CC1B8E">
-          <wp:extent cx="3723436" cy="824766"/>
-          <wp:effectExtent l="0" t="0" r="0" b="0"/>
-          <wp:docPr id="507391400" name="Picture 1" descr="A red and blue logo&#10;&#10;Description automatically generated"/>
-          <wp:cNvGraphicFramePr>
-            <a:graphicFrameLocks xmlns:a="http://schemas.openxmlformats.org/drawingml/2006/main" noChangeAspect="1"/>
-          </wp:cNvGraphicFramePr>
-          <a:graphic xmlns:a="http://schemas.openxmlformats.org/drawingml/2006/main">
-            <a:graphicData uri="http://schemas.openxmlformats.org/drawingml/2006/picture">
-              <pic:pic xmlns:pic="http://schemas.openxmlformats.org/drawingml/2006/picture">
-                <pic:nvPicPr>
-                  <pic:cNvPr id="952275975" name="Picture 1" descr="A red and blue logo&#10;&#10;Description automatically generated"/>
-                  <pic:cNvPicPr/>
-                </pic:nvPicPr>
-                <pic:blipFill>
-                  <a:blip r:embed="rId2">
-                    <a:extLst>
-                      <a:ext uri="{28A0092B-C50C-407E-A947-70E740481C1C}">
-                        <a14:useLocalDpi xmlns:a14="http://schemas.microsoft.com/office/drawing/2010/main" val="0"/>
-                      </a:ext>
-                    </a:extLst>
-                  </a:blip>
-                  <a:stretch>
-                    <a:fillRect/>
-                  </a:stretch>
-                </pic:blipFill>
-                <pic:spPr>
-                  <a:xfrm>
-                    <a:off x="0" y="0"/>
-                    <a:ext cx="3806476" cy="843160"/>
-                  </a:xfrm>
-                  <a:prstGeom prst="rect">
-                    <a:avLst/>
-                  </a:prstGeom>
-                </pic:spPr>
-              </pic:pic>
-            </a:graphicData>
-          </a:graphic>
-        </wp:inline>
-      </w:drawing>
-    </w:r>
   </w:p>
   <w:p>
     <w:pPr>
@@ -1357,461 +2852,7 @@
 </w:hdr>
 </file>
 
-<file path=word\settings.xml><?xml version="1.0" encoding="utf-8"?>
-<w:settings xmlns:mc="http://schemas.openxmlformats.org/markup-compatibility/2006" xmlns:o="urn:schemas-microsoft-com:office:office" xmlns:r="http://schemas.openxmlformats.org/officeDocument/2006/relationships" xmlns:m="http://schemas.openxmlformats.org/officeDocument/2006/math" xmlns:v="urn:schemas-microsoft-com:vml" xmlns:w10="urn:schemas-microsoft-com:office:word" xmlns:w="http://schemas.openxmlformats.org/wordprocessingml/2006/main" xmlns:w14="http://schemas.microsoft.com/office/word/2010/wordml" xmlns:w15="http://schemas.microsoft.com/office/word/2012/wordml" xmlns:w16cex="http://schemas.microsoft.com/office/word/2018/wordml/cex" xmlns:w16cid="http://schemas.microsoft.com/office/word/2016/wordml/cid" xmlns:w16="http://schemas.microsoft.com/office/word/2018/wordml" xmlns:w16du="http://schemas.microsoft.com/office/word/2023/wordml/word16du" xmlns:w16sdtdh="http://schemas.microsoft.com/office/word/2020/wordml/sdtdatahash" xmlns:w16se="http://schemas.microsoft.com/office/word/2015/wordml/symex" xmlns:sl="http://schemas.openxmlformats.org/schemaLibrary/2006/main" mc:Ignorable="w14 w15 w16se w16cid w16 w16cex w16sdtdh w16du">
-  <w:zoom w:percent="150"/>
-  <w:defaultTabStop w:val="720"/>
-  <w:characterSpacingControl w:val="doNotCompress"/>
-  <w:hdrShapeDefaults>
-    <o:shapedefaults v:ext="edit" spidmax="2050"/>
-  </w:hdrShapeDefaults>
-  <w:footnotePr>
-    <w:footnote w:id="-1"/>
-    <w:footnote w:id="0"/>
-  </w:footnotePr>
-  <w:endnotePr>
-    <w:endnote w:id="-1"/>
-    <w:endnote w:id="0"/>
-  </w:endnotePr>
-  <w:compat>
-    <w:compatSetting w:name="compatibilityMode" w:uri="http://schemas.microsoft.com/office/word" w:val="15"/>
-    <w:compatSetting w:name="overrideTableStyleFontSizeAndJustification" w:uri="http://schemas.microsoft.com/office/word" w:val="1"/>
-    <w:compatSetting w:name="enableOpenTypeFeatures" w:uri="http://schemas.microsoft.com/office/word" w:val="1"/>
-    <w:compatSetting w:name="doNotFlipMirrorIndents" w:uri="http://schemas.microsoft.com/office/word" w:val="1"/>
-    <w:compatSetting w:name="differentiateMultirowTableHeaders" w:uri="http://schemas.microsoft.com/office/word" w:val="1"/>
-    <w:compatSetting w:name="useWord2013TrackBottomHyphenation" w:uri="http://schemas.microsoft.com/office/word" w:val="0"/>
-  </w:compat>
-  <w:rsids>
-    <w:rsidRoot w:val="00561B7E"/>
-    <w:rsid w:val="00004297"/>
-    <w:rsid w:val="00010E5E"/>
-    <w:rsid w:val="00016D16"/>
-    <w:rsid w:val="00017841"/>
-    <w:rsid w:val="000226F3"/>
-    <w:rsid w:val="00027EC5"/>
-    <w:rsid w:val="0003244F"/>
-    <w:rsid w:val="0005214C"/>
-    <w:rsid w:val="00057B44"/>
-    <w:rsid w:val="00067258"/>
-    <w:rsid w:val="00067BA6"/>
-    <w:rsid w:val="000915D9"/>
-    <w:rsid w:val="000A3277"/>
-    <w:rsid w:val="000B38F7"/>
-    <w:rsid w:val="000B7C11"/>
-    <w:rsid w:val="000C30B9"/>
-    <w:rsid w:val="000C44AB"/>
-    <w:rsid w:val="000C48E1"/>
-    <w:rsid w:val="000C7675"/>
-    <w:rsid w:val="000D0A4C"/>
-    <w:rsid w:val="000D4A8A"/>
-    <w:rsid w:val="00104E34"/>
-    <w:rsid w:val="0010656A"/>
-    <w:rsid w:val="00106E61"/>
-    <w:rsid w:val="00114E0C"/>
-    <w:rsid w:val="00116D3F"/>
-    <w:rsid w:val="00117872"/>
-    <w:rsid w:val="001210F8"/>
-    <w:rsid w:val="00136641"/>
-    <w:rsid w:val="00140B8B"/>
-    <w:rsid w:val="00150674"/>
-    <w:rsid w:val="0015432F"/>
-    <w:rsid w:val="00165E42"/>
-    <w:rsid w:val="001740DE"/>
-    <w:rsid w:val="0019254C"/>
-    <w:rsid w:val="00194971"/>
-    <w:rsid w:val="001A583A"/>
-    <w:rsid w:val="001A6715"/>
-    <w:rsid w:val="001B2301"/>
-    <w:rsid w:val="001B6CDB"/>
-    <w:rsid w:val="001D2FB6"/>
-    <w:rsid w:val="001D4181"/>
-    <w:rsid w:val="001D5DFA"/>
-    <w:rsid w:val="001E34ED"/>
-    <w:rsid w:val="0021497C"/>
-    <w:rsid w:val="00214B3A"/>
-    <w:rsid w:val="00215AFA"/>
-    <w:rsid w:val="00230E99"/>
-    <w:rsid w:val="00234DC5"/>
-    <w:rsid w:val="0023595D"/>
-    <w:rsid w:val="00235EF6"/>
-    <w:rsid w:val="00237E5B"/>
-    <w:rsid w:val="00242952"/>
-    <w:rsid w:val="00242BE6"/>
-    <w:rsid w:val="002460B1"/>
-    <w:rsid w:val="00254415"/>
-    <w:rsid w:val="00262B33"/>
-    <w:rsid w:val="002772F5"/>
-    <w:rsid w:val="0028628F"/>
-    <w:rsid w:val="0029303D"/>
-    <w:rsid w:val="002A146F"/>
-    <w:rsid w:val="002B1769"/>
-    <w:rsid w:val="002B2820"/>
-    <w:rsid w:val="002B647D"/>
-    <w:rsid w:val="002D0AE4"/>
-    <w:rsid w:val="002D1669"/>
-    <w:rsid w:val="002F1613"/>
-    <w:rsid w:val="002F4E95"/>
-    <w:rsid w:val="002F656B"/>
-    <w:rsid w:val="002F66C9"/>
-    <w:rsid w:val="00302380"/>
-    <w:rsid w:val="00305E1C"/>
-    <w:rsid w:val="0030684B"/>
-    <w:rsid w:val="00323797"/>
-    <w:rsid w:val="003416AB"/>
-    <w:rsid w:val="003455D2"/>
-    <w:rsid w:val="003456E3"/>
-    <w:rsid w:val="00346CA2"/>
-    <w:rsid w:val="00350B73"/>
-    <w:rsid w:val="00357430"/>
-    <w:rsid w:val="0036075B"/>
-    <w:rsid w:val="00374AE4"/>
-    <w:rsid w:val="00376ADF"/>
-    <w:rsid w:val="00381666"/>
-    <w:rsid w:val="003B04B6"/>
-    <w:rsid w:val="003B42E5"/>
-    <w:rsid w:val="003C0492"/>
-    <w:rsid w:val="003C37B5"/>
-    <w:rsid w:val="003C760B"/>
-    <w:rsid w:val="003D081B"/>
-    <w:rsid w:val="003E4596"/>
-    <w:rsid w:val="003F5051"/>
-    <w:rsid w:val="003F5940"/>
-    <w:rsid w:val="003F6A67"/>
-    <w:rsid w:val="00401DEC"/>
-    <w:rsid w:val="004036AF"/>
-    <w:rsid w:val="0041151C"/>
-    <w:rsid w:val="00415574"/>
-    <w:rsid w:val="00420E4D"/>
-    <w:rsid w:val="00431E6A"/>
-    <w:rsid w:val="004518D6"/>
-    <w:rsid w:val="00452A1F"/>
-    <w:rsid w:val="004628C4"/>
-    <w:rsid w:val="00472043"/>
-    <w:rsid w:val="0048247E"/>
-    <w:rsid w:val="00486A76"/>
-    <w:rsid w:val="00493777"/>
-    <w:rsid w:val="00494E98"/>
-    <w:rsid w:val="004A0583"/>
-    <w:rsid w:val="004A2514"/>
-    <w:rsid w:val="004A3A71"/>
-    <w:rsid w:val="004A4AC2"/>
-    <w:rsid w:val="004A6A72"/>
-    <w:rsid w:val="004B52BE"/>
-    <w:rsid w:val="004C0E97"/>
-    <w:rsid w:val="004C0FF4"/>
-    <w:rsid w:val="004C2228"/>
-    <w:rsid w:val="004C656A"/>
-    <w:rsid w:val="004D2B89"/>
-    <w:rsid w:val="004E4043"/>
-    <w:rsid w:val="005074F7"/>
-    <w:rsid w:val="005104E3"/>
-    <w:rsid w:val="00524460"/>
-    <w:rsid w:val="00524EC4"/>
-    <w:rsid w:val="00525ACD"/>
-    <w:rsid w:val="00545C63"/>
-    <w:rsid w:val="00557D1E"/>
-    <w:rsid w:val="005612F3"/>
-    <w:rsid w:val="00561B7E"/>
-    <w:rsid w:val="00584BB6"/>
-    <w:rsid w:val="00585FEB"/>
-    <w:rsid w:val="005A4067"/>
-    <w:rsid w:val="005B48B8"/>
-    <w:rsid w:val="005B564B"/>
-    <w:rsid w:val="005C269C"/>
-    <w:rsid w:val="005D35D3"/>
-    <w:rsid w:val="005D478C"/>
-    <w:rsid w:val="005D4CBC"/>
-    <w:rsid w:val="005D5F63"/>
-    <w:rsid w:val="005D7175"/>
-    <w:rsid w:val="005E6C23"/>
-    <w:rsid w:val="00610C33"/>
-    <w:rsid w:val="006157BB"/>
-    <w:rsid w:val="006166EA"/>
-    <w:rsid w:val="0062449E"/>
-    <w:rsid w:val="0062508C"/>
-    <w:rsid w:val="0063323D"/>
-    <w:rsid w:val="0063757E"/>
-    <w:rsid w:val="00641B8F"/>
-    <w:rsid w:val="00641E53"/>
-    <w:rsid w:val="006673AD"/>
-    <w:rsid w:val="0066772F"/>
-    <w:rsid w:val="00673873"/>
-    <w:rsid w:val="006916A9"/>
-    <w:rsid w:val="006A1106"/>
-    <w:rsid w:val="006A7370"/>
-    <w:rsid w:val="006B1C98"/>
-    <w:rsid w:val="006B42B4"/>
-    <w:rsid w:val="006C0205"/>
-    <w:rsid w:val="006C7859"/>
-    <w:rsid w:val="006D5266"/>
-    <w:rsid w:val="006F001C"/>
-    <w:rsid w:val="006F2C1B"/>
-    <w:rsid w:val="006F30A5"/>
-    <w:rsid w:val="006F58CD"/>
-    <w:rsid w:val="00702D30"/>
-    <w:rsid w:val="00702F42"/>
-    <w:rsid w:val="00724DD4"/>
-    <w:rsid w:val="00732644"/>
-    <w:rsid w:val="00741FC4"/>
-    <w:rsid w:val="00745CB1"/>
-    <w:rsid w:val="00757AC5"/>
-    <w:rsid w:val="007605CA"/>
-    <w:rsid w:val="00763980"/>
-    <w:rsid w:val="00767659"/>
-    <w:rsid w:val="00771D08"/>
-    <w:rsid w:val="007965E9"/>
-    <w:rsid w:val="007A7EFB"/>
-    <w:rsid w:val="007C4002"/>
-    <w:rsid w:val="007D2408"/>
-    <w:rsid w:val="007D28F0"/>
-    <w:rsid w:val="007D36DB"/>
-    <w:rsid w:val="007D6E34"/>
-    <w:rsid w:val="007D7AF1"/>
-    <w:rsid w:val="007E6510"/>
-    <w:rsid w:val="00814881"/>
-    <w:rsid w:val="008264A6"/>
-    <w:rsid w:val="008322B8"/>
-    <w:rsid w:val="00833608"/>
-    <w:rsid w:val="00840B9B"/>
-    <w:rsid w:val="00846EB9"/>
-    <w:rsid w:val="00847537"/>
-    <w:rsid w:val="00854224"/>
-    <w:rsid w:val="00866530"/>
-    <w:rsid w:val="00867D92"/>
-    <w:rsid w:val="00885F97"/>
-    <w:rsid w:val="00886FA9"/>
-    <w:rsid w:val="00892572"/>
-    <w:rsid w:val="00892F3F"/>
-    <w:rsid w:val="00894692"/>
-    <w:rsid w:val="00897BB2"/>
-    <w:rsid w:val="008C0527"/>
-    <w:rsid w:val="008C4358"/>
-    <w:rsid w:val="008C4EF5"/>
-    <w:rsid w:val="008D1C02"/>
-    <w:rsid w:val="008D36F8"/>
-    <w:rsid w:val="008D4CD6"/>
-    <w:rsid w:val="008E274C"/>
-    <w:rsid w:val="008E2836"/>
-    <w:rsid w:val="008E3043"/>
-    <w:rsid w:val="008E66E2"/>
-    <w:rsid w:val="008F493A"/>
-    <w:rsid w:val="008F660E"/>
-    <w:rsid w:val="009016D0"/>
-    <w:rsid w:val="00925097"/>
-    <w:rsid w:val="00934897"/>
-    <w:rsid w:val="0093768F"/>
-    <w:rsid w:val="00952528"/>
-    <w:rsid w:val="00957FE9"/>
-    <w:rsid w:val="009651B2"/>
-    <w:rsid w:val="009664A6"/>
-    <w:rsid w:val="009700D4"/>
-    <w:rsid w:val="0097220A"/>
-    <w:rsid w:val="009A0F82"/>
-    <w:rsid w:val="009A65B4"/>
-    <w:rsid w:val="009B20B4"/>
-    <w:rsid w:val="009B71B2"/>
-    <w:rsid w:val="009B7C5B"/>
-    <w:rsid w:val="009C2015"/>
-    <w:rsid w:val="009C2882"/>
-    <w:rsid w:val="009D4764"/>
-    <w:rsid w:val="009D5DBC"/>
-    <w:rsid w:val="009D7691"/>
-    <w:rsid w:val="009E22E9"/>
-    <w:rsid w:val="009E556C"/>
-    <w:rsid w:val="009F1219"/>
-    <w:rsid w:val="009F5446"/>
-    <w:rsid w:val="00A04874"/>
-    <w:rsid w:val="00A12DBF"/>
-    <w:rsid w:val="00A27F24"/>
-    <w:rsid w:val="00A3303C"/>
-    <w:rsid w:val="00A36372"/>
-    <w:rsid w:val="00A37D8A"/>
-    <w:rsid w:val="00A403F0"/>
-    <w:rsid w:val="00A44016"/>
-    <w:rsid w:val="00A4522B"/>
-    <w:rsid w:val="00A45912"/>
-    <w:rsid w:val="00A526A2"/>
-    <w:rsid w:val="00A52FF1"/>
-    <w:rsid w:val="00A55C34"/>
-    <w:rsid w:val="00A573C3"/>
-    <w:rsid w:val="00A702DF"/>
-    <w:rsid w:val="00A75409"/>
-    <w:rsid w:val="00A8182F"/>
-    <w:rsid w:val="00A87DBB"/>
-    <w:rsid w:val="00A90210"/>
-    <w:rsid w:val="00A95E5F"/>
-    <w:rsid w:val="00AA5C62"/>
-    <w:rsid w:val="00AC31E5"/>
-    <w:rsid w:val="00AD1AA2"/>
-    <w:rsid w:val="00AE184A"/>
-    <w:rsid w:val="00AE5E77"/>
-    <w:rsid w:val="00AF5880"/>
-    <w:rsid w:val="00B049B0"/>
-    <w:rsid w:val="00B07612"/>
-    <w:rsid w:val="00B15E82"/>
-    <w:rsid w:val="00B16239"/>
-    <w:rsid w:val="00B170B9"/>
-    <w:rsid w:val="00B24F4F"/>
-    <w:rsid w:val="00B278C0"/>
-    <w:rsid w:val="00B30EA3"/>
-    <w:rsid w:val="00B330BE"/>
-    <w:rsid w:val="00B33162"/>
-    <w:rsid w:val="00B712C6"/>
-    <w:rsid w:val="00B71DC3"/>
-    <w:rsid w:val="00B75098"/>
-    <w:rsid w:val="00B75C89"/>
-    <w:rsid w:val="00B80574"/>
-    <w:rsid w:val="00B81D79"/>
-    <w:rsid w:val="00B97053"/>
-    <w:rsid w:val="00BA1195"/>
-    <w:rsid w:val="00BA1DC3"/>
-    <w:rsid w:val="00BA218F"/>
-    <w:rsid w:val="00BA4EE6"/>
-    <w:rsid w:val="00BB11CA"/>
-    <w:rsid w:val="00BB130A"/>
-    <w:rsid w:val="00BB62CC"/>
-    <w:rsid w:val="00BC7613"/>
-    <w:rsid w:val="00BD0E26"/>
-    <w:rsid w:val="00BD33E2"/>
-    <w:rsid w:val="00BE3467"/>
-    <w:rsid w:val="00BF2EE5"/>
-    <w:rsid w:val="00BF484E"/>
-    <w:rsid w:val="00C008A3"/>
-    <w:rsid w:val="00C02FAA"/>
-    <w:rsid w:val="00C0473A"/>
-    <w:rsid w:val="00C04EF7"/>
-    <w:rsid w:val="00C10634"/>
-    <w:rsid w:val="00C12F49"/>
-    <w:rsid w:val="00C16850"/>
-    <w:rsid w:val="00C3161D"/>
-    <w:rsid w:val="00C323DB"/>
-    <w:rsid w:val="00C325C3"/>
-    <w:rsid w:val="00C40BAF"/>
-    <w:rsid w:val="00C4131C"/>
-    <w:rsid w:val="00C415B6"/>
-    <w:rsid w:val="00C557B0"/>
-    <w:rsid w:val="00C57DF4"/>
-    <w:rsid w:val="00C630F6"/>
-    <w:rsid w:val="00C71C83"/>
-    <w:rsid w:val="00C76999"/>
-    <w:rsid w:val="00C86C0C"/>
-    <w:rsid w:val="00C964B3"/>
-    <w:rsid w:val="00CA24E3"/>
-    <w:rsid w:val="00CA7FCC"/>
-    <w:rsid w:val="00CB24B2"/>
-    <w:rsid w:val="00CD58A0"/>
-    <w:rsid w:val="00CF1BBD"/>
-    <w:rsid w:val="00D00142"/>
-    <w:rsid w:val="00D010DB"/>
-    <w:rsid w:val="00D15C7B"/>
-    <w:rsid w:val="00D16375"/>
-    <w:rsid w:val="00D47910"/>
-    <w:rsid w:val="00D47ED1"/>
-    <w:rsid w:val="00D5707D"/>
-    <w:rsid w:val="00D808C2"/>
-    <w:rsid w:val="00D843D3"/>
-    <w:rsid w:val="00D85BE5"/>
-    <w:rsid w:val="00D934F1"/>
-    <w:rsid w:val="00D95924"/>
-    <w:rsid w:val="00DB721A"/>
-    <w:rsid w:val="00DC0665"/>
-    <w:rsid w:val="00DC1365"/>
-    <w:rsid w:val="00DC2180"/>
-    <w:rsid w:val="00DC39C2"/>
-    <w:rsid w:val="00DC3DBC"/>
-    <w:rsid w:val="00DC416B"/>
-    <w:rsid w:val="00DC708F"/>
-    <w:rsid w:val="00DD6DD7"/>
-    <w:rsid w:val="00DE48EF"/>
-    <w:rsid w:val="00DF6595"/>
-    <w:rsid w:val="00E0680A"/>
-    <w:rsid w:val="00E1525E"/>
-    <w:rsid w:val="00E20B97"/>
-    <w:rsid w:val="00E22499"/>
-    <w:rsid w:val="00E30A91"/>
-    <w:rsid w:val="00E31662"/>
-    <w:rsid w:val="00E32A11"/>
-    <w:rsid w:val="00E459B9"/>
-    <w:rsid w:val="00E466EA"/>
-    <w:rsid w:val="00E60BCD"/>
-    <w:rsid w:val="00E615C8"/>
-    <w:rsid w:val="00E62693"/>
-    <w:rsid w:val="00E847E2"/>
-    <w:rsid w:val="00E93C2A"/>
-    <w:rsid w:val="00E96392"/>
-    <w:rsid w:val="00E96818"/>
-    <w:rsid w:val="00EA0333"/>
-    <w:rsid w:val="00EA09B8"/>
-    <w:rsid w:val="00EB5BE4"/>
-    <w:rsid w:val="00EB7F74"/>
-    <w:rsid w:val="00EE2CF6"/>
-    <w:rsid w:val="00EE5A37"/>
-    <w:rsid w:val="00EF5FC9"/>
-    <w:rsid w:val="00F10356"/>
-    <w:rsid w:val="00F10D32"/>
-    <w:rsid w:val="00F11187"/>
-    <w:rsid w:val="00F13AEB"/>
-    <w:rsid w:val="00F15DEA"/>
-    <w:rsid w:val="00F206A3"/>
-    <w:rsid w:val="00F243BC"/>
-    <w:rsid w:val="00F249DD"/>
-    <w:rsid w:val="00F269CC"/>
-    <w:rsid w:val="00F4340F"/>
-    <w:rsid w:val="00F5045F"/>
-    <w:rsid w:val="00F50ACC"/>
-    <w:rsid w:val="00F53581"/>
-    <w:rsid w:val="00F53FA2"/>
-    <w:rsid w:val="00F7182A"/>
-    <w:rsid w:val="00F744EC"/>
-    <w:rsid w:val="00F75DA5"/>
-    <w:rsid w:val="00F80663"/>
-    <w:rsid w:val="00F9063A"/>
-    <w:rsid w:val="00F92359"/>
-    <w:rsid w:val="00F955DE"/>
-    <w:rsid w:val="00F9631B"/>
-    <w:rsid w:val="00F979B3"/>
-    <w:rsid w:val="00FA13C4"/>
-    <w:rsid w:val="00FB035A"/>
-    <w:rsid w:val="00FB5CF2"/>
-    <w:rsid w:val="00FC3871"/>
-    <w:rsid w:val="00FC5A9B"/>
-    <w:rsid w:val="00FC6232"/>
-    <w:rsid w:val="00FC6EBB"/>
-    <w:rsid w:val="00FD136E"/>
-    <w:rsid w:val="00FD6197"/>
-    <w:rsid w:val="00FF227D"/>
-  </w:rsids>
-  <m:mathPr>
-    <m:mathFont m:val="Cambria Math"/>
-    <m:brkBin m:val="before"/>
-    <m:brkBinSub m:val="--"/>
-    <m:smallFrac m:val="0"/>
-    <m:dispDef/>
-    <m:lMargin m:val="0"/>
-    <m:rMargin m:val="0"/>
-    <m:defJc m:val="centerGroup"/>
-    <m:wrapIndent m:val="1440"/>
-    <m:intLim m:val="subSup"/>
-    <m:naryLim m:val="undOvr"/>
-  </m:mathPr>
-  <w:themeFontLang w:val="en-US"/>
-  <w:clrSchemeMapping w:bg1="light1" w:t1="dark1" w:bg2="light2" w:t2="dark2" w:accent1="accent1" w:accent2="accent2" w:accent3="accent3" w:accent4="accent4" w:accent5="accent5" w:accent6="accent6" w:hyperlink="hyperlink" w:followedHyperlink="followedHyperlink"/>
-  <w:doNotIncludeSubdocsInStats/>
-  <w:shapeDefaults>
-    <o:shapedefaults v:ext="edit" spidmax="2050"/>
-    <o:shapelayout v:ext="edit">
-      <o:idmap v:ext="edit" data="2"/>
-    </o:shapelayout>
-  </w:shapeDefaults>
-  <w:decimalSymbol w:val="."/>
-  <w:listSeparator w:val=","/>
-  <w14:docId w14:val="39FDDC5B"/>
-  <w15:chartTrackingRefBased/>
-  <w15:docId w15:val="{9C512650-D871-4433-BCD1-F3BB33C7C40E}"/>
-</w:settings>
-</file>
-
-<file path=word\styles.xml><?xml version="1.0" encoding="utf-8"?>
+<file path=word/styles.xml><?xml version="1.0" encoding="utf-8"?>
 <w:styles xmlns:mc="http://schemas.openxmlformats.org/markup-compatibility/2006" xmlns:r="http://schemas.openxmlformats.org/officeDocument/2006/relationships" xmlns:w="http://schemas.openxmlformats.org/wordprocessingml/2006/main" xmlns:w14="http://schemas.microsoft.com/office/word/2010/wordml" xmlns:w15="http://schemas.microsoft.com/office/word/2012/wordml" xmlns:w16cex="http://schemas.microsoft.com/office/word/2018/wordml/cex" xmlns:w16cid="http://schemas.microsoft.com/office/word/2016/wordml/cid" xmlns:w16="http://schemas.microsoft.com/office/word/2018/wordml" xmlns:w16du="http://schemas.microsoft.com/office/word/2023/wordml/word16du" xmlns:w16sdtdh="http://schemas.microsoft.com/office/word/2020/wordml/sdtdatahash" xmlns:w16se="http://schemas.microsoft.com/office/word/2015/wordml/symex" mc:Ignorable="w14 w15 w16se w16cid w16 w16cex w16sdtdh w16du">
   <w:docDefaults>
     <w:rPrDefault>
@@ -2212,6 +3253,15 @@
     <w:name w:val="Normal"/>
     <w:qFormat/>
     <w:rsid w:val="009651B2"/>
+    <w:pPr>
+      <w:widowControl/>
+      <w:spacing w:after="140" w:line="259" w:lineRule="auto"/>
+    </w:pPr>
+    <w:rPr>
+      <w:rFonts w:ascii="Calibri" w:hAnsi="Calibri"/>
+      <w:color w:val="243746"/>
+      <w:sz w:val="22"/>
+    </w:rPr>
   </w:style>
   <w:style w:type="paragraph" w:styleId="Heading1">
     <w:name w:val="heading 1"/>
@@ -2224,13 +3274,14 @@
     <w:pPr>
       <w:keepNext/>
       <w:keepLines/>
-      <w:spacing w:before="360" w:after="80"/>
+      <w:spacing w:before="240" w:after="140" w:line="259" w:lineRule="auto"/>
       <w:outlineLvl w:val="0"/>
     </w:pPr>
     <w:rPr>
-      <w:rFonts w:asciiTheme="majorHAnsi" w:eastAsiaTheme="majorEastAsia" w:hAnsiTheme="majorHAnsi" w:cstheme="majorBidi"/>
-      <w:color w:val="0F4761" w:themeColor="accent1" w:themeShade="BF"/>
-      <w:sz w:val="40"/>
+      <w:rFonts w:asciiTheme="majorHAnsi" w:eastAsiaTheme="majorEastAsia" w:hAnsiTheme="majorHAnsi" w:cstheme="majorBidi" w:ascii="Calibri" w:hAnsi="Calibri"/>
+      <w:b/>
+      <w:color w:val="243746"/>
+      <w:sz w:val="34"/>
       <w:szCs w:val="40"/>
     </w:rPr>
   </w:style>
@@ -2246,13 +3297,14 @@
     <w:pPr>
       <w:keepNext/>
       <w:keepLines/>
-      <w:spacing w:before="160" w:after="80"/>
+      <w:spacing w:before="240" w:after="140" w:line="259" w:lineRule="auto"/>
       <w:outlineLvl w:val="1"/>
     </w:pPr>
     <w:rPr>
-      <w:rFonts w:asciiTheme="majorHAnsi" w:eastAsiaTheme="majorEastAsia" w:hAnsiTheme="majorHAnsi" w:cstheme="majorBidi"/>
-      <w:color w:val="0F4761" w:themeColor="accent1" w:themeShade="BF"/>
-      <w:sz w:val="32"/>
+      <w:rFonts w:asciiTheme="majorHAnsi" w:eastAsiaTheme="majorEastAsia" w:hAnsiTheme="majorHAnsi" w:cstheme="majorBidi" w:ascii="Calibri" w:hAnsi="Calibri"/>
+      <w:b/>
+      <w:color w:val="243746"/>
+      <w:sz w:val="24"/>
       <w:szCs w:val="32"/>
     </w:rPr>
   </w:style>
@@ -2565,14 +3617,15 @@
     <w:qFormat/>
     <w:rsid w:val="00561B7E"/>
     <w:pPr>
-      <w:spacing w:after="80" w:line="240" w:lineRule="auto"/>
+      <w:spacing w:after="140" w:line="259" w:lineRule="auto"/>
       <w:contextualSpacing/>
     </w:pPr>
     <w:rPr>
-      <w:rFonts w:asciiTheme="majorHAnsi" w:eastAsiaTheme="majorEastAsia" w:hAnsiTheme="majorHAnsi" w:cstheme="majorBidi"/>
+      <w:rFonts w:asciiTheme="majorHAnsi" w:eastAsiaTheme="majorEastAsia" w:hAnsiTheme="majorHAnsi" w:cstheme="majorBidi" w:ascii="Calibri" w:hAnsi="Calibri"/>
+      <w:color w:val="111111"/>
       <w:spacing w:val="-10"/>
       <w:kern w:val="28"/>
-      <w:sz w:val="56"/>
+      <w:sz w:val="52"/>
       <w:szCs w:val="56"/>
     </w:rPr>
   </w:style>
@@ -2602,10 +3655,11 @@
       <w:numPr>
         <w:ilvl w:val="1"/>
       </w:numPr>
+      <w:spacing w:after="140" w:line="259" w:lineRule="auto"/>
     </w:pPr>
     <w:rPr>
-      <w:rFonts w:eastAsiaTheme="majorEastAsia" w:cstheme="majorBidi"/>
-      <w:color w:val="595959" w:themeColor="text1" w:themeTint="A6"/>
+      <w:rFonts w:eastAsiaTheme="majorEastAsia" w:cstheme="majorBidi" w:ascii="Calibri" w:hAnsi="Calibri"/>
+      <w:color w:val="243746"/>
       <w:spacing w:val="15"/>
       <w:sz w:val="28"/>
       <w:szCs w:val="28"/>
@@ -2790,10 +3844,29 @@
       </w:tblBorders>
     </w:tblPr>
   </w:style>
+  <w:style w:type="paragraph" w:customStyle="1" w:styleId="Caption">
+    <w:name w:val="caption"/>
+    <w:pPr>
+      <w:spacing w:after="140" w:line="259" w:lineRule="auto"/>
+    </w:pPr>
+    <w:rPr>
+      <w:rFonts w:ascii="Calibri" w:hAnsi="Calibri"/>
+      <w:color w:val="243746"/>
+      <w:sz w:val="18"/>
+    </w:rPr>
+  </w:style>
+  <w:style w:type="table" w:customStyle="1" w:styleId="ReportTable">
+    <w:name w:val="ReportTable"/>
+    <w:basedOn w:val="TableNormal"/>
+    <w:rPr>
+      <w:rFonts w:ascii="Calibri" w:hAnsi="Calibri"/>
+      <w:sz w:val="21"/>
+    </w:rPr>
+  </w:style>
 </w:styles>
 </file>
 
-<file path=word\theme\theme1.xml><?xml version="1.0" encoding="utf-8"?>
+<file path=word/theme/theme1.xml><?xml version="1.0" encoding="utf-8"?>
 <a:theme xmlns:a="http://schemas.openxmlformats.org/drawingml/2006/main" name="Office Theme">
   <a:themeElements>
     <a:clrScheme name="Office">
@@ -3088,95 +4161,7 @@
 </a:theme>
 </file>
 
-<file path=word\webSettings.xml><?xml version="1.0" encoding="utf-8"?>
-<w:webSettings xmlns:mc="http://schemas.openxmlformats.org/markup-compatibility/2006" xmlns:r="http://schemas.openxmlformats.org/officeDocument/2006/relationships" xmlns:w="http://schemas.openxmlformats.org/wordprocessingml/2006/main" xmlns:w14="http://schemas.microsoft.com/office/word/2010/wordml" xmlns:w15="http://schemas.microsoft.com/office/word/2012/wordml" xmlns:w16cex="http://schemas.microsoft.com/office/word/2018/wordml/cex" xmlns:w16cid="http://schemas.microsoft.com/office/word/2016/wordml/cid" xmlns:w16="http://schemas.microsoft.com/office/word/2018/wordml" xmlns:w16du="http://schemas.microsoft.com/office/word/2023/wordml/word16du" xmlns:w16sdtdh="http://schemas.microsoft.com/office/word/2020/wordml/sdtdatahash" xmlns:w16se="http://schemas.microsoft.com/office/word/2015/wordml/symex" mc:Ignorable="w14 w15 w16se w16cid w16 w16cex w16sdtdh w16du">
-  <w:divs>
-    <w:div w:id="659694065">
-      <w:bodyDiv w:val="1"/>
-      <w:marLeft w:val="0"/>
-      <w:marRight w:val="0"/>
-      <w:marTop w:val="0"/>
-      <w:marBottom w:val="0"/>
-      <w:divBdr>
-        <w:top w:val="none" w:sz="0" w:space="0" w:color="auto"/>
-        <w:left w:val="none" w:sz="0" w:space="0" w:color="auto"/>
-        <w:bottom w:val="none" w:sz="0" w:space="0" w:color="auto"/>
-        <w:right w:val="none" w:sz="0" w:space="0" w:color="auto"/>
-      </w:divBdr>
-    </w:div>
-    <w:div w:id="742333788">
-      <w:bodyDiv w:val="1"/>
-      <w:marLeft w:val="0"/>
-      <w:marRight w:val="0"/>
-      <w:marTop w:val="0"/>
-      <w:marBottom w:val="0"/>
-      <w:divBdr>
-        <w:top w:val="none" w:sz="0" w:space="0" w:color="auto"/>
-        <w:left w:val="none" w:sz="0" w:space="0" w:color="auto"/>
-        <w:bottom w:val="none" w:sz="0" w:space="0" w:color="auto"/>
-        <w:right w:val="none" w:sz="0" w:space="0" w:color="auto"/>
-      </w:divBdr>
-    </w:div>
-    <w:div w:id="766317064">
-      <w:bodyDiv w:val="1"/>
-      <w:marLeft w:val="0"/>
-      <w:marRight w:val="0"/>
-      <w:marTop w:val="0"/>
-      <w:marBottom w:val="0"/>
-      <w:divBdr>
-        <w:top w:val="none" w:sz="0" w:space="0" w:color="auto"/>
-        <w:left w:val="none" w:sz="0" w:space="0" w:color="auto"/>
-        <w:bottom w:val="none" w:sz="0" w:space="0" w:color="auto"/>
-        <w:right w:val="none" w:sz="0" w:space="0" w:color="auto"/>
-      </w:divBdr>
-    </w:div>
-    <w:div w:id="1138187252">
-      <w:bodyDiv w:val="1"/>
-      <w:marLeft w:val="0"/>
-      <w:marRight w:val="0"/>
-      <w:marTop w:val="0"/>
-      <w:marBottom w:val="0"/>
-      <w:divBdr>
-        <w:top w:val="none" w:sz="0" w:space="0" w:color="auto"/>
-        <w:left w:val="none" w:sz="0" w:space="0" w:color="auto"/>
-        <w:bottom w:val="none" w:sz="0" w:space="0" w:color="auto"/>
-        <w:right w:val="none" w:sz="0" w:space="0" w:color="auto"/>
-      </w:divBdr>
-    </w:div>
-    <w:div w:id="1379208197">
-      <w:bodyDiv w:val="1"/>
-      <w:marLeft w:val="0"/>
-      <w:marRight w:val="0"/>
-      <w:marTop w:val="0"/>
-      <w:marBottom w:val="0"/>
-      <w:divBdr>
-        <w:top w:val="none" w:sz="0" w:space="0" w:color="auto"/>
-        <w:left w:val="none" w:sz="0" w:space="0" w:color="auto"/>
-        <w:bottom w:val="none" w:sz="0" w:space="0" w:color="auto"/>
-        <w:right w:val="none" w:sz="0" w:space="0" w:color="auto"/>
-      </w:divBdr>
-    </w:div>
-    <w:div w:id="1839148556">
-      <w:bodyDiv w:val="1"/>
-      <w:marLeft w:val="0"/>
-      <w:marRight w:val="0"/>
-      <w:marTop w:val="0"/>
-      <w:marBottom w:val="0"/>
-      <w:divBdr>
-        <w:top w:val="none" w:sz="0" w:space="0" w:color="auto"/>
-        <w:left w:val="none" w:sz="0" w:space="0" w:color="auto"/>
-        <w:bottom w:val="none" w:sz="0" w:space="0" w:color="auto"/>
-        <w:right w:val="none" w:sz="0" w:space="0" w:color="auto"/>
-      </w:divBdr>
-    </w:div>
-  </w:divs>
-  <w:optimizeForBrowser/>
-  <w:relyOnVML/>
-  <w:allowPNG/>
-</w:webSettings>
-</file>
-
-<file path=word\webextensions\taskpanes.xml><?xml version="1.0" encoding="utf-8"?>
+<file path=word/webextensions/taskpanes.xml><?xml version="1.0" encoding="utf-8"?>
 <wetp:taskpanes xmlns:wetp="http://schemas.microsoft.com/office/webextensions/taskpanes/2010/11">
   <wetp:taskpane dockstate="right" visibility="0" width="976" row="1">
     <wetp:webextensionref xmlns:r="http://schemas.openxmlformats.org/officeDocument/2006/relationships" r:id="rId1"/>
@@ -3184,7 +4169,7 @@
 </wetp:taskpanes>
 </file>
 
-<file path=word\webextensions\webextension1.xml><?xml version="1.0" encoding="utf-8"?>
+<file path=word/webextensions/webextension1.xml><?xml version="1.0" encoding="utf-8"?>
 <we:webextension xmlns:we="http://schemas.microsoft.com/office/webextensions/webextension/2010/11" id="{95DB93F9-59C9-434A-B470-D65DC96F5B01}">
   <we:reference id="wa104380862" version="3.0.0.0" store="en-US" storeType="OMEX"/>
   <we:alternateReferences>
@@ -3194,4 +4179,16 @@
   <we:bindings/>
   <we:snapshot xmlns:r="http://schemas.openxmlformats.org/officeDocument/2006/relationships"/>
 </we:webextension>
+</file>
+
+<file path=customXml/item1.xml><?xml version="1.0" encoding="utf-8"?>
+<b:Sources xmlns:b="http://schemas.openxmlformats.org/officeDocument/2006/bibliography" xmlns="http://schemas.openxmlformats.org/officeDocument/2006/bibliography" SelectedStyle="\APASixthEditionOfficeOnline.xsl" StyleName="APA" Version="6"/>
+</file>
+
+<file path=customXml/itemProps1.xml><?xml version="1.0" encoding="utf-8"?>
+<ds:datastoreItem xmlns:ds="http://schemas.openxmlformats.org/officeDocument/2006/customXml" ds:itemID="{C7968234-6CE7-446A-8212-D3D8DCD4286A}">
+  <ds:schemaRefs>
+    <ds:schemaRef ds:uri="http://schemas.openxmlformats.org/officeDocument/2006/bibliography"/>
+  </ds:schemaRefs>
+</ds:datastoreItem>
 </file>